--- a/企业简介26.4.20.docx
+++ b/企业简介26.4.20.docx
@@ -1,11 +1,12 @@
 
 <file path=word/document.xml><?xml version="1.0" encoding="utf-8"?>
-<w:document xmlns:wpc="http://schemas.microsoft.com/office/word/2010/wordprocessingCanvas" xmlns:mc="http://schemas.openxmlformats.org/markup-compatibility/2006" xmlns:o="urn:schemas-microsoft-com:office:office" xmlns:r="http://schemas.openxmlformats.org/officeDocument/2006/relationships" xmlns:m="http://schemas.openxmlformats.org/officeDocument/2006/math" xmlns:v="urn:schemas-microsoft-com:vml" xmlns:wp14="http://schemas.microsoft.com/office/word/2010/wordprocessingDrawing" xmlns:wp="http://schemas.openxmlformats.org/drawingml/2006/wordprocessingDrawing" xmlns:w="http://schemas.openxmlformats.org/wordprocessingml/2006/main" xmlns:w14="http://schemas.microsoft.com/office/word/2010/wordml" xmlns:w10="urn:schemas-microsoft-com:office:word" xmlns:w15="http://schemas.microsoft.com/office/word/2012/wordml" xmlns:wpg="http://schemas.microsoft.com/office/word/2010/wordprocessingGroup" xmlns:wpi="http://schemas.microsoft.com/office/word/2010/wordprocessingInk" xmlns:wne="http://schemas.microsoft.com/office/word/2006/wordml" xmlns:wps="http://schemas.microsoft.com/office/word/2010/wordprocessingShape" xmlns:wpsCustomData="http://www.wps.cn/officeDocument/2013/wpsCustomData" mc:Ignorable="w14 w15 wp14">
+<w:document xmlns:wpc="http://schemas.microsoft.com/office/word/2010/wordprocessingCanvas" xmlns:mc="http://schemas.openxmlformats.org/markup-compatibility/2006" xmlns:o="urn:schemas-microsoft-com:office:office" xmlns:r="http://schemas.openxmlformats.org/officeDocument/2006/relationships" xmlns:m="http://schemas.openxmlformats.org/officeDocument/2006/math" xmlns:v="urn:schemas-microsoft-com:vml" xmlns:wp14="http://schemas.microsoft.com/office/word/2010/wordprocessingDrawing" xmlns:wp="http://schemas.openxmlformats.org/drawingml/2006/wordprocessingDrawing" xmlns:w10="urn:schemas-microsoft-com:office:word" xmlns:w="http://schemas.openxmlformats.org/wordprocessingml/2006/main" xmlns:w14="http://schemas.microsoft.com/office/word/2010/wordml" xmlns:w15="http://schemas.microsoft.com/office/word/2012/wordml" xmlns:wne="http://schemas.microsoft.com/office/word/2006/wordml" xmlns:wpg="http://schemas.microsoft.com/office/word/2010/wordprocessingGroup" xmlns:wpi="http://schemas.microsoft.com/office/word/2010/wordprocessingInk" xmlns:wps="http://schemas.microsoft.com/office/word/2010/wordprocessingShape" mc:Ignorable="w14 w15 wp14">
+  <!-- Generated by Aspose.Words for .NET 13.3.0.1 -->
   <w:body>
     <w:p>
       <w:pPr>
-        <w:pStyle w:val="2"/>
-        <w:ind w:firstLine="3253" w:firstLineChars="900"/>
+        <w:pStyle w:val="Heading3"/>
+        <w:ind w:firstLine="1890" w:firstLineChars="900"/>
         <w:jc w:val="both"/>
         <w:rPr>
           <w:sz w:val="36"/>
@@ -35,7 +36,7 @@
       </w:pPr>
       <w:r>
         <w:rPr>
-          <w:rFonts w:hint="eastAsia" w:ascii="文星仿宋" w:eastAsia="文星仿宋"/>
+          <w:rFonts w:ascii="文星仿宋" w:eastAsia="文星仿宋" w:hint="eastAsia"/>
           <w:sz w:val="28"/>
           <w:szCs w:val="28"/>
         </w:rPr>
@@ -54,7 +55,7 @@
       </w:pPr>
       <w:r>
         <w:rPr>
-          <w:rFonts w:hint="eastAsia" w:ascii="文星仿宋" w:eastAsia="文星仿宋"/>
+          <w:rFonts w:ascii="文星仿宋" w:eastAsia="文星仿宋" w:hint="eastAsia"/>
           <w:sz w:val="28"/>
           <w:szCs w:val="28"/>
         </w:rPr>
@@ -70,7 +71,7 @@
       </w:r>
       <w:r>
         <w:rPr>
-          <w:rFonts w:hint="eastAsia" w:ascii="文星仿宋" w:eastAsia="文星仿宋"/>
+          <w:rFonts w:ascii="文星仿宋" w:eastAsia="文星仿宋" w:hint="eastAsia"/>
           <w:sz w:val="28"/>
           <w:szCs w:val="28"/>
         </w:rPr>
@@ -86,7 +87,7 @@
       </w:r>
       <w:r>
         <w:rPr>
-          <w:rFonts w:hint="eastAsia" w:ascii="文星仿宋" w:eastAsia="文星仿宋"/>
+          <w:rFonts w:ascii="文星仿宋" w:eastAsia="文星仿宋" w:hint="eastAsia"/>
           <w:sz w:val="28"/>
           <w:szCs w:val="28"/>
         </w:rPr>
@@ -105,7 +106,7 @@
       </w:pPr>
       <w:r>
         <w:rPr>
-          <w:rFonts w:hint="eastAsia" w:ascii="文星仿宋" w:eastAsia="文星仿宋"/>
+          <w:rFonts w:ascii="文星仿宋" w:eastAsia="文星仿宋" w:hint="eastAsia"/>
           <w:sz w:val="28"/>
           <w:szCs w:val="28"/>
         </w:rPr>
@@ -124,7 +125,7 @@
       </w:pPr>
       <w:r>
         <w:rPr>
-          <w:rFonts w:hint="eastAsia" w:ascii="文星仿宋" w:eastAsia="文星仿宋"/>
+          <w:rFonts w:ascii="文星仿宋" w:eastAsia="文星仿宋" w:hint="eastAsia"/>
           <w:sz w:val="28"/>
           <w:szCs w:val="28"/>
         </w:rPr>
@@ -142,7 +143,7 @@
       </w:pPr>
       <w:r>
         <w:rPr>
-          <w:rFonts w:hint="eastAsia" w:ascii="文星仿宋" w:eastAsia="文星仿宋"/>
+          <w:rFonts w:ascii="文星仿宋" w:eastAsia="文星仿宋" w:hint="eastAsia"/>
           <w:sz w:val="28"/>
           <w:szCs w:val="28"/>
         </w:rPr>
@@ -161,7 +162,7 @@
       </w:pPr>
       <w:r>
         <w:rPr>
-          <w:rFonts w:hint="eastAsia" w:ascii="文星仿宋" w:eastAsia="文星仿宋"/>
+          <w:rFonts w:ascii="文星仿宋" w:eastAsia="文星仿宋" w:hint="eastAsia"/>
           <w:b/>
           <w:bCs/>
           <w:sz w:val="28"/>
@@ -171,7 +172,7 @@
       </w:r>
       <w:r>
         <w:rPr>
-          <w:rFonts w:hint="eastAsia" w:ascii="文星仿宋" w:eastAsia="文星仿宋"/>
+          <w:rFonts w:ascii="文星仿宋" w:eastAsia="文星仿宋" w:hint="eastAsia"/>
           <w:b/>
           <w:bCs/>
           <w:sz w:val="28"/>
@@ -182,7 +183,7 @@
       </w:r>
       <w:r>
         <w:rPr>
-          <w:rFonts w:hint="eastAsia" w:ascii="文星仿宋" w:eastAsia="文星仿宋"/>
+          <w:rFonts w:ascii="文星仿宋" w:eastAsia="文星仿宋" w:hint="eastAsia"/>
           <w:sz w:val="28"/>
           <w:szCs w:val="28"/>
         </w:rPr>
@@ -190,7 +191,7 @@
       </w:r>
       <w:r>
         <w:rPr>
-          <w:rFonts w:hint="eastAsia" w:ascii="文星仿宋" w:eastAsia="文星仿宋"/>
+          <w:rFonts w:ascii="文星仿宋" w:eastAsia="文星仿宋" w:hint="eastAsia"/>
           <w:sz w:val="28"/>
           <w:szCs w:val="28"/>
           <w:lang w:eastAsia="zh-CN"/>
@@ -199,7 +200,7 @@
       </w:r>
       <w:r>
         <w:rPr>
-          <w:rFonts w:hint="eastAsia" w:ascii="文星仿宋" w:eastAsia="文星仿宋"/>
+          <w:rFonts w:ascii="文星仿宋" w:eastAsia="文星仿宋" w:hint="eastAsia"/>
           <w:sz w:val="28"/>
           <w:szCs w:val="28"/>
           <w:lang w:val="en-US" w:eastAsia="zh-CN"/>
@@ -212,15 +213,15 @@
         <w:suppressAutoHyphens/>
         <w:ind w:firstLine="560"/>
         <w:rPr>
-          <w:rFonts w:hint="eastAsia" w:ascii="文星仿宋" w:eastAsia="文星仿宋"/>
-          <w:sz w:val="28"/>
-          <w:szCs w:val="28"/>
-          <w:lang w:val="en-US" w:eastAsia="zh-CN"/>
-        </w:rPr>
-      </w:pPr>
-      <w:r>
-        <w:rPr>
-          <w:rFonts w:hint="eastAsia" w:ascii="文星仿宋" w:eastAsia="文星仿宋"/>
+          <w:rFonts w:ascii="文星仿宋" w:eastAsia="文星仿宋" w:hint="eastAsia"/>
+          <w:sz w:val="28"/>
+          <w:szCs w:val="28"/>
+          <w:lang w:val="en-US" w:eastAsia="zh-CN"/>
+        </w:rPr>
+      </w:pPr>
+      <w:r>
+        <w:rPr>
+          <w:rFonts w:ascii="文星仿宋" w:eastAsia="文星仿宋" w:hint="eastAsia"/>
           <w:b/>
           <w:bCs/>
           <w:sz w:val="28"/>
@@ -231,7 +232,7 @@
       </w:r>
       <w:r>
         <w:rPr>
-          <w:rFonts w:hint="eastAsia" w:ascii="文星仿宋" w:eastAsia="文星仿宋"/>
+          <w:rFonts w:ascii="文星仿宋" w:eastAsia="文星仿宋" w:hint="eastAsia"/>
           <w:sz w:val="28"/>
           <w:szCs w:val="28"/>
         </w:rPr>
@@ -239,7 +240,7 @@
       </w:r>
       <w:r>
         <w:rPr>
-          <w:rFonts w:hint="eastAsia" w:ascii="文星仿宋" w:eastAsia="文星仿宋"/>
+          <w:rFonts w:ascii="文星仿宋" w:eastAsia="文星仿宋" w:hint="eastAsia"/>
           <w:sz w:val="28"/>
           <w:szCs w:val="28"/>
           <w:lang w:val="en-US" w:eastAsia="zh-CN"/>
@@ -259,7 +260,7 @@
       </w:pPr>
       <w:r>
         <w:rPr>
-          <w:rFonts w:hint="eastAsia" w:ascii="文星仿宋" w:eastAsia="文星仿宋"/>
+          <w:rFonts w:ascii="文星仿宋" w:eastAsia="文星仿宋" w:hint="eastAsia"/>
           <w:b/>
           <w:bCs/>
           <w:sz w:val="28"/>
@@ -269,7 +270,7 @@
       </w:r>
       <w:r>
         <w:rPr>
-          <w:rFonts w:hint="eastAsia" w:ascii="文星仿宋" w:eastAsia="文星仿宋"/>
+          <w:rFonts w:ascii="文星仿宋" w:eastAsia="文星仿宋" w:hint="eastAsia"/>
           <w:sz w:val="28"/>
           <w:szCs w:val="28"/>
         </w:rPr>
@@ -277,7 +278,7 @@
       </w:r>
       <w:r>
         <w:rPr>
-          <w:rFonts w:hint="eastAsia" w:ascii="文星仿宋" w:eastAsia="文星仿宋"/>
+          <w:rFonts w:ascii="文星仿宋" w:eastAsia="文星仿宋" w:hint="eastAsia"/>
           <w:sz w:val="28"/>
           <w:szCs w:val="28"/>
           <w:lang w:eastAsia="zh-CN"/>
@@ -286,7 +287,7 @@
       </w:r>
       <w:r>
         <w:rPr>
-          <w:rFonts w:hint="eastAsia" w:ascii="文星仿宋" w:eastAsia="文星仿宋"/>
+          <w:rFonts w:ascii="文星仿宋" w:eastAsia="文星仿宋" w:hint="eastAsia"/>
           <w:sz w:val="28"/>
           <w:szCs w:val="28"/>
           <w:lang w:val="en-US" w:eastAsia="zh-CN"/>
@@ -306,7 +307,7 @@
       </w:pPr>
       <w:r>
         <w:rPr>
-          <w:rFonts w:hint="eastAsia" w:ascii="文星仿宋" w:eastAsia="文星仿宋"/>
+          <w:rFonts w:ascii="文星仿宋" w:eastAsia="文星仿宋" w:hint="eastAsia"/>
           <w:b/>
           <w:bCs/>
           <w:sz w:val="28"/>
@@ -317,7 +318,7 @@
       </w:r>
       <w:r>
         <w:rPr>
-          <w:rFonts w:hint="eastAsia" w:ascii="文星仿宋" w:eastAsia="文星仿宋"/>
+          <w:rFonts w:ascii="文星仿宋" w:eastAsia="文星仿宋" w:hint="eastAsia"/>
           <w:b/>
           <w:bCs/>
           <w:sz w:val="28"/>
@@ -327,7 +328,7 @@
       </w:r>
       <w:r>
         <w:rPr>
-          <w:rFonts w:hint="eastAsia" w:ascii="文星仿宋" w:eastAsia="文星仿宋"/>
+          <w:rFonts w:ascii="文星仿宋" w:eastAsia="文星仿宋" w:hint="eastAsia"/>
           <w:sz w:val="28"/>
           <w:szCs w:val="28"/>
         </w:rPr>
@@ -335,7 +336,7 @@
       </w:r>
       <w:r>
         <w:rPr>
-          <w:rFonts w:hint="eastAsia" w:ascii="文星仿宋" w:eastAsia="文星仿宋"/>
+          <w:rFonts w:ascii="文星仿宋" w:eastAsia="文星仿宋" w:hint="eastAsia"/>
           <w:sz w:val="28"/>
           <w:szCs w:val="28"/>
           <w:lang w:eastAsia="zh-CN"/>
@@ -348,14 +349,14 @@
         <w:suppressAutoHyphens/>
         <w:ind w:firstLine="560"/>
         <w:rPr>
-          <w:rFonts w:hint="eastAsia" w:ascii="文星仿宋" w:eastAsia="文星仿宋"/>
-          <w:sz w:val="28"/>
-          <w:szCs w:val="28"/>
-        </w:rPr>
-      </w:pPr>
-      <w:r>
-        <w:rPr>
-          <w:rFonts w:hint="eastAsia" w:ascii="文星仿宋" w:eastAsia="文星仿宋"/>
+          <w:rFonts w:ascii="文星仿宋" w:eastAsia="文星仿宋" w:hint="eastAsia"/>
+          <w:sz w:val="28"/>
+          <w:szCs w:val="28"/>
+        </w:rPr>
+      </w:pPr>
+      <w:r>
+        <w:rPr>
+          <w:rFonts w:ascii="文星仿宋" w:eastAsia="文星仿宋" w:hint="eastAsia"/>
           <w:b/>
           <w:bCs/>
           <w:sz w:val="28"/>
@@ -365,7 +366,7 @@
       </w:r>
       <w:r>
         <w:rPr>
-          <w:rFonts w:hint="eastAsia" w:ascii="文星仿宋" w:eastAsia="文星仿宋"/>
+          <w:rFonts w:ascii="文星仿宋" w:eastAsia="文星仿宋" w:hint="eastAsia"/>
           <w:sz w:val="28"/>
           <w:szCs w:val="28"/>
         </w:rPr>
@@ -377,7 +378,7 @@
         <w:suppressAutoHyphens/>
         <w:ind w:firstLine="560"/>
         <w:rPr>
-          <w:rFonts w:hint="eastAsia" w:ascii="文星仿宋" w:eastAsia="文星仿宋"/>
+          <w:rFonts w:ascii="文星仿宋" w:eastAsia="文星仿宋" w:hint="eastAsia"/>
           <w:sz w:val="28"/>
           <w:szCs w:val="28"/>
         </w:rPr>
@@ -393,7 +394,7 @@
       </w:pPr>
       <w:r>
         <w:rPr>
-          <w:rFonts w:hint="eastAsia" w:ascii="文星仿宋" w:eastAsia="文星仿宋"/>
+          <w:rFonts w:ascii="文星仿宋" w:eastAsia="文星仿宋" w:hint="eastAsia"/>
           <w:sz w:val="28"/>
           <w:szCs w:val="28"/>
         </w:rPr>
@@ -422,10 +423,10 @@
     <w:p/>
     <w:p>
       <w:pPr>
-        <w:ind w:firstLine="2209" w:firstLineChars="500"/>
+        <w:ind w:firstLine="1050" w:firstLineChars="500"/>
         <w:jc w:val="both"/>
         <w:rPr>
-          <w:rFonts w:hint="eastAsia" w:eastAsia="宋体"/>
+          <w:rFonts w:eastAsia="宋体" w:hint="eastAsia"/>
           <w:b/>
           <w:bCs/>
           <w:sz w:val="44"/>
@@ -1535,7 +1536,7 @@
       <w:pPr>
         <w:jc w:val="both"/>
         <w:rPr>
-          <w:rFonts w:hint="eastAsia" w:ascii="宋体" w:hAnsi="宋体" w:eastAsia="宋体" w:cs="宋体"/>
+          <w:rFonts w:ascii="宋体" w:eastAsia="宋体" w:hAnsi="宋体" w:cs="宋体" w:hint="eastAsia"/>
           <w:sz w:val="24"/>
           <w:szCs w:val="24"/>
           <w:lang w:eastAsia="zh-CN"/>
@@ -1546,7 +1547,7 @@
       <w:pPr>
         <w:bidi w:val="0"/>
         <w:rPr>
-          <w:rFonts w:hint="eastAsia" w:ascii="Times New Roman" w:hAnsi="Times New Roman" w:eastAsia="宋体" w:cs="Times New Roman"/>
+          <w:rFonts w:ascii="Times New Roman" w:eastAsia="宋体" w:hAnsi="Times New Roman" w:cs="Times New Roman" w:hint="eastAsia"/>
           <w:kern w:val="2"/>
           <w:sz w:val="21"/>
           <w:szCs w:val="24"/>
@@ -1602,11 +1603,11 @@
       <w:bookmarkEnd w:id="1"/>
     </w:p>
     <w:sectPr>
-      <w:headerReference r:id="rId3" w:type="default"/>
-      <w:footerReference r:id="rId4" w:type="default"/>
+      <w:headerReference w:type="default" r:id="rId5"/>
+      <w:footerReference w:type="default" r:id="rId6"/>
       <w:pgSz w:w="11906" w:h="16838"/>
       <w:pgMar w:top="1440" w:right="1800" w:bottom="1440" w:left="1800" w:header="510" w:footer="992" w:gutter="0"/>
-      <w:cols w:space="425" w:num="1"/>
+      <w:cols w:num="1" w:space="425"/>
       <w:docGrid w:type="lines" w:linePitch="312" w:charSpace="0"/>
     </w:sectPr>
   </w:body>
@@ -1614,490 +1615,185 @@
 </file>
 
 <file path=word/footer1.xml><?xml version="1.0" encoding="utf-8"?>
-<w:ftr xmlns:wpc="http://schemas.microsoft.com/office/word/2010/wordprocessingCanvas" xmlns:mc="http://schemas.openxmlformats.org/markup-compatibility/2006" xmlns:o="urn:schemas-microsoft-com:office:office" xmlns:r="http://schemas.openxmlformats.org/officeDocument/2006/relationships" xmlns:m="http://schemas.openxmlformats.org/officeDocument/2006/math" xmlns:v="urn:schemas-microsoft-com:vml" xmlns:wp14="http://schemas.microsoft.com/office/word/2010/wordprocessingDrawing" xmlns:wp="http://schemas.openxmlformats.org/drawingml/2006/wordprocessingDrawing" xmlns:w10="urn:schemas-microsoft-com:office:word" xmlns:w="http://schemas.openxmlformats.org/wordprocessingml/2006/main" xmlns:w14="http://schemas.microsoft.com/office/word/2010/wordml" xmlns:w15="http://schemas.microsoft.com/office/word/2012/wordml" xmlns:wpg="http://schemas.microsoft.com/office/word/2010/wordprocessingGroup" xmlns:wpi="http://schemas.microsoft.com/office/word/2010/wordprocessingInk" xmlns:wne="http://schemas.microsoft.com/office/word/2006/wordml" xmlns:wps="http://schemas.microsoft.com/office/word/2010/wordprocessingShape" xmlns:wpsCustomData="http://www.wps.cn/officeDocument/2013/wpsCustomData" mc:Ignorable="w14 w15 wp14">
+<w:ftr xmlns:wpc="http://schemas.microsoft.com/office/word/2010/wordprocessingCanvas" xmlns:mc="http://schemas.openxmlformats.org/markup-compatibility/2006" xmlns:o="urn:schemas-microsoft-com:office:office" xmlns:r="http://schemas.openxmlformats.org/officeDocument/2006/relationships" xmlns:m="http://schemas.openxmlformats.org/officeDocument/2006/math" xmlns:v="urn:schemas-microsoft-com:vml" xmlns:wp14="http://schemas.microsoft.com/office/word/2010/wordprocessingDrawing" xmlns:wp="http://schemas.openxmlformats.org/drawingml/2006/wordprocessingDrawing" xmlns:w10="urn:schemas-microsoft-com:office:word" xmlns:w="http://schemas.openxmlformats.org/wordprocessingml/2006/main" xmlns:w14="http://schemas.microsoft.com/office/word/2010/wordml" xmlns:w15="http://schemas.microsoft.com/office/word/2012/wordml" xmlns:wne="http://schemas.microsoft.com/office/word/2006/wordml" xmlns:wpg="http://schemas.microsoft.com/office/word/2010/wordprocessingGroup" xmlns:wpi="http://schemas.microsoft.com/office/word/2010/wordprocessingInk" xmlns:wps="http://schemas.microsoft.com/office/word/2010/wordprocessingShape" mc:Ignorable="w14 w15 wp14">
   <w:p>
     <w:pPr>
-      <w:pStyle w:val="3"/>
+      <w:pStyle w:val="Footer"/>
     </w:pPr>
     <w:r>
-      <mc:AlternateContent>
-        <mc:Choice Requires="wps">
-          <w:drawing>
-            <wp:anchor distT="0" distB="0" distL="114300" distR="114300" simplePos="0" relativeHeight="251661312" behindDoc="0" locked="0" layoutInCell="1" allowOverlap="1">
-              <wp:simplePos x="0" y="0"/>
-              <wp:positionH relativeFrom="margin">
-                <wp:align>center</wp:align>
-              </wp:positionH>
-              <wp:positionV relativeFrom="paragraph">
-                <wp:posOffset>0</wp:posOffset>
-              </wp:positionV>
-              <wp:extent cx="1828800" cy="1828800"/>
-              <wp:effectExtent l="0" t="0" r="0" b="0"/>
-              <wp:wrapNone/>
-              <wp:docPr id="20" name="文本框 20"/>
-              <wp:cNvGraphicFramePr/>
-              <a:graphic xmlns:a="http://schemas.openxmlformats.org/drawingml/2006/main">
-                <a:graphicData uri="http://schemas.microsoft.com/office/word/2010/wordprocessingShape">
-                  <wps:wsp>
-                    <wps:cNvSpPr txBox="1"/>
-                    <wps:spPr>
-                      <a:xfrm>
-                        <a:off x="0" y="0"/>
-                        <a:ext cx="1828800" cy="1828800"/>
-                      </a:xfrm>
-                      <a:prstGeom prst="rect">
-                        <a:avLst/>
-                      </a:prstGeom>
-                      <a:noFill/>
-                      <a:ln w="6350">
-                        <a:noFill/>
-                      </a:ln>
-                    </wps:spPr>
-                    <wps:style>
-                      <a:lnRef idx="0">
-                        <a:schemeClr val="accent1"/>
-                      </a:lnRef>
-                      <a:fillRef idx="0">
-                        <a:schemeClr val="accent1"/>
-                      </a:fillRef>
-                      <a:effectRef idx="0">
-                        <a:schemeClr val="accent1"/>
-                      </a:effectRef>
-                      <a:fontRef idx="minor">
-                        <a:schemeClr val="dk1"/>
-                      </a:fontRef>
-                    </wps:style>
-                    <wps:txbx>
-                      <w:txbxContent>
-                        <w:p>
-                          <w:pPr>
-                            <w:pStyle w:val="3"/>
-                          </w:pPr>
-                          <w:r>
-                            <w:rPr>
-                              <w:rFonts w:hint="eastAsia"/>
-                            </w:rPr>
-                            <w:fldChar w:fldCharType="begin"/>
-                          </w:r>
-                          <w:r>
-                            <w:rPr>
-                              <w:rFonts w:hint="eastAsia"/>
-                            </w:rPr>
-                            <w:instrText xml:space="preserve"> PAGE  \* MERGEFORMAT </w:instrText>
-                          </w:r>
-                          <w:r>
-                            <w:rPr>
-                              <w:rFonts w:hint="eastAsia"/>
-                            </w:rPr>
-                            <w:fldChar w:fldCharType="separate"/>
-                          </w:r>
-                          <w:r>
-                            <w:t>2</w:t>
-                          </w:r>
-                          <w:r>
-                            <w:rPr>
-                              <w:rFonts w:hint="eastAsia"/>
-                            </w:rPr>
-                            <w:fldChar w:fldCharType="end"/>
-                          </w:r>
-                        </w:p>
-                      </w:txbxContent>
-                    </wps:txbx>
-                    <wps:bodyPr rot="0" spcFirstLastPara="0" vertOverflow="overflow" horzOverflow="overflow" vert="horz" wrap="none" lIns="0" tIns="0" rIns="0" bIns="0" numCol="1" spcCol="0" rtlCol="0" fromWordArt="0" anchor="t" anchorCtr="0" forceAA="0" compatLnSpc="1">
-                      <a:spAutoFit/>
-                    </wps:bodyPr>
-                  </wps:wsp>
-                </a:graphicData>
-              </a:graphic>
-            </wp:anchor>
-          </w:drawing>
-        </mc:Choice>
-        <mc:Fallback>
-          <w:pict>
-            <v:shape id="_x0000_s1026" o:spid="_x0000_s1026" o:spt="202" type="#_x0000_t202" style="position:absolute;left:0pt;margin-top:0pt;height:144pt;width:144pt;mso-position-horizontal:center;mso-position-horizontal-relative:margin;mso-wrap-style:none;z-index:251661312;mso-width-relative:page;mso-height-relative:page;" filled="f" stroked="f" coordsize="21600,21600" o:gfxdata="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">
-              <v:fill on="f" focussize="0,0"/>
-              <v:stroke on="f" weight="0.5pt"/>
-              <v:imagedata o:title=""/>
-              <o:lock v:ext="edit" aspectratio="f"/>
-              <v:textbox inset="0mm,0mm,0mm,0mm" style="mso-fit-shape-to-text:t;">
-                <w:txbxContent>
-                  <w:p>
-                    <w:pPr>
-                      <w:pStyle w:val="3"/>
-                    </w:pPr>
-                    <w:r>
-                      <w:rPr>
-                        <w:rFonts w:hint="eastAsia"/>
-                      </w:rPr>
-                      <w:fldChar w:fldCharType="begin"/>
-                    </w:r>
-                    <w:r>
-                      <w:rPr>
-                        <w:rFonts w:hint="eastAsia"/>
-                      </w:rPr>
-                      <w:instrText xml:space="preserve"> PAGE  \* MERGEFORMAT </w:instrText>
-                    </w:r>
-                    <w:r>
-                      <w:rPr>
-                        <w:rFonts w:hint="eastAsia"/>
-                      </w:rPr>
-                      <w:fldChar w:fldCharType="separate"/>
-                    </w:r>
-                    <w:r>
-                      <w:t>2</w:t>
-                    </w:r>
-                    <w:r>
-                      <w:rPr>
-                        <w:rFonts w:hint="eastAsia"/>
-                      </w:rPr>
-                      <w:fldChar w:fldCharType="end"/>
-                    </w:r>
-                  </w:p>
-                </w:txbxContent>
-              </v:textbox>
-            </v:shape>
-          </w:pict>
-        </mc:Fallback>
-      </mc:AlternateContent>
+      <w:pict>
+        <v:shapetype id="_x0000_t202" coordsize="21600,21600" o:spt="202" path="m,l,21600r21600,l21600,xe">
+          <v:stroke joinstyle="miter"/>
+          <v:path gradientshapeok="t" o:connecttype="rect"/>
+        </v:shapetype>
+        <v:shape id="_x0000_s1026" o:spid="_x0000_s2051" type="#_x0000_t202" style="height:2in;margin-left:0;margin-top:0;mso-height-relative:page;mso-position-horizontal:center;mso-position-horizontal-relative:margin;mso-width-relative:page;mso-wrap-style:none;position:absolute;width:2in;z-index:251660288" coordsize="21600,21600" filled="f" stroked="f">
+          <o:lock v:ext="edit" aspectratio="f"/>
+          <v:textbox style="mso-fit-shape-to-text:t" inset="0,0,0,0">
+            <w:txbxContent>
+              <w:p>
+                <w:pPr>
+                  <w:pStyle w:val="Footer"/>
+                </w:pPr>
+                <w:r>
+                  <w:rPr>
+                    <w:rFonts w:hint="eastAsia"/>
+                  </w:rPr>
+                  <w:fldChar w:fldCharType="begin"/>
+                </w:r>
+                <w:r>
+                  <w:rPr>
+                    <w:rFonts w:hint="eastAsia"/>
+                  </w:rPr>
+                  <w:instrText xml:space="preserve"> PAGE  \* MERGEFORMAT </w:instrText>
+                </w:r>
+                <w:r>
+                  <w:rPr>
+                    <w:rFonts w:hint="eastAsia"/>
+                  </w:rPr>
+                  <w:fldChar w:fldCharType="separate"/>
+                </w:r>
+                <w:r>
+                  <w:t>2</w:t>
+                </w:r>
+                <w:r>
+                  <w:rPr>
+                    <w:rFonts w:hint="eastAsia"/>
+                  </w:rPr>
+                  <w:fldChar w:fldCharType="end"/>
+                </w:r>
+              </w:p>
+            </w:txbxContent>
+          </v:textbox>
+        </v:shape>
+      </w:pict>
     </w:r>
   </w:p>
 </w:ftr>
 </file>
 
 <file path=word/header1.xml><?xml version="1.0" encoding="utf-8"?>
-<w:hdr xmlns:wpc="http://schemas.microsoft.com/office/word/2010/wordprocessingCanvas" xmlns:mc="http://schemas.openxmlformats.org/markup-compatibility/2006" xmlns:o="urn:schemas-microsoft-com:office:office" xmlns:r="http://schemas.openxmlformats.org/officeDocument/2006/relationships" xmlns:m="http://schemas.openxmlformats.org/officeDocument/2006/math" xmlns:v="urn:schemas-microsoft-com:vml" xmlns:wp14="http://schemas.microsoft.com/office/word/2010/wordprocessingDrawing" xmlns:wp="http://schemas.openxmlformats.org/drawingml/2006/wordprocessingDrawing" xmlns:w10="urn:schemas-microsoft-com:office:word" xmlns:w="http://schemas.openxmlformats.org/wordprocessingml/2006/main" xmlns:w14="http://schemas.microsoft.com/office/word/2010/wordml" xmlns:w15="http://schemas.microsoft.com/office/word/2012/wordml" xmlns:wpg="http://schemas.microsoft.com/office/word/2010/wordprocessingGroup" xmlns:wpi="http://schemas.microsoft.com/office/word/2010/wordprocessingInk" xmlns:wne="http://schemas.microsoft.com/office/word/2006/wordml" xmlns:wps="http://schemas.microsoft.com/office/word/2010/wordprocessingShape" xmlns:wpsCustomData="http://www.wps.cn/officeDocument/2013/wpsCustomData" mc:Ignorable="w14 w15 wp14">
+<w:hdr xmlns:wpc="http://schemas.microsoft.com/office/word/2010/wordprocessingCanvas" xmlns:mc="http://schemas.openxmlformats.org/markup-compatibility/2006" xmlns:o="urn:schemas-microsoft-com:office:office" xmlns:r="http://schemas.openxmlformats.org/officeDocument/2006/relationships" xmlns:m="http://schemas.openxmlformats.org/officeDocument/2006/math" xmlns:v="urn:schemas-microsoft-com:vml" xmlns:wp14="http://schemas.microsoft.com/office/word/2010/wordprocessingDrawing" xmlns:wp="http://schemas.openxmlformats.org/drawingml/2006/wordprocessingDrawing" xmlns:w10="urn:schemas-microsoft-com:office:word" xmlns:w="http://schemas.openxmlformats.org/wordprocessingml/2006/main" xmlns:w14="http://schemas.microsoft.com/office/word/2010/wordml" xmlns:w15="http://schemas.microsoft.com/office/word/2012/wordml" xmlns:wne="http://schemas.microsoft.com/office/word/2006/wordml" xmlns:wpg="http://schemas.microsoft.com/office/word/2010/wordprocessingGroup" xmlns:wpi="http://schemas.microsoft.com/office/word/2010/wordprocessingInk" xmlns:wps="http://schemas.microsoft.com/office/word/2010/wordprocessingShape" mc:Ignorable="w14 w15 wp14">
   <w:p>
     <w:pPr>
-      <w:pStyle w:val="4"/>
+      <w:pStyle w:val="Header"/>
       <w:bidi w:val="0"/>
       <w:rPr>
-        <w:rFonts w:ascii="楷体_GB2312" w:hAnsi="新宋体" w:eastAsia="楷体_GB2312"/>
+        <w:rFonts w:ascii="楷体_GB2312" w:eastAsia="楷体_GB2312" w:hAnsi="新宋体"/>
         <w:b/>
         <w:sz w:val="28"/>
         <w:szCs w:val="28"/>
       </w:rPr>
     </w:pPr>
     <w:r>
-      <mc:AlternateContent>
-        <mc:Choice Requires="wps">
-          <w:drawing>
-            <wp:anchor distT="0" distB="0" distL="114300" distR="114300" simplePos="0" relativeHeight="251660288" behindDoc="0" locked="0" layoutInCell="1" allowOverlap="1">
-              <wp:simplePos x="0" y="0"/>
-              <wp:positionH relativeFrom="column">
-                <wp:posOffset>1117600</wp:posOffset>
-              </wp:positionH>
-              <wp:positionV relativeFrom="paragraph">
-                <wp:posOffset>563880</wp:posOffset>
-              </wp:positionV>
-              <wp:extent cx="3315335" cy="386715"/>
-              <wp:effectExtent l="0" t="0" r="0" b="0"/>
-              <wp:wrapNone/>
-              <wp:docPr id="15" name="文本框 15"/>
-              <wp:cNvGraphicFramePr/>
-              <a:graphic xmlns:a="http://schemas.openxmlformats.org/drawingml/2006/main">
-                <a:graphicData uri="http://schemas.microsoft.com/office/word/2010/wordprocessingShape">
-                  <wps:wsp>
-                    <wps:cNvSpPr txBox="1"/>
-                    <wps:spPr>
-                      <a:xfrm>
-                        <a:off x="5243195" y="1610995"/>
-                        <a:ext cx="3315335" cy="386715"/>
-                      </a:xfrm>
-                      <a:prstGeom prst="rect">
-                        <a:avLst/>
-                      </a:prstGeom>
-                      <a:noFill/>
-                      <a:ln w="6350">
-                        <a:noFill/>
-                      </a:ln>
-                    </wps:spPr>
-                    <wps:style>
-                      <a:lnRef idx="0">
-                        <a:schemeClr val="accent1"/>
-                      </a:lnRef>
-                      <a:fillRef idx="0">
-                        <a:schemeClr val="accent1"/>
-                      </a:fillRef>
-                      <a:effectRef idx="0">
-                        <a:schemeClr val="accent1"/>
-                      </a:effectRef>
-                      <a:fontRef idx="minor">
-                        <a:schemeClr val="dk1"/>
-                      </a:fontRef>
-                    </wps:style>
-                    <wps:txbx>
-                      <w:txbxContent>
-                        <w:p>
-                          <w:pPr>
-                            <w:rPr>
-                              <w:rFonts w:ascii="Arial Narrow" w:hAnsi="Arial Narrow"/>
-                              <w:sz w:val="18"/>
-                              <w:szCs w:val="18"/>
-                            </w:rPr>
-                          </w:pPr>
-                          <w:r>
-                            <w:rPr>
-                              <w:rFonts w:ascii="Arial Narrow" w:hAnsi="Arial Narrow" w:eastAsia="GungsuhChe"/>
-                              <w:sz w:val="18"/>
-                              <w:szCs w:val="18"/>
-                            </w:rPr>
-                            <w:t>TIANJIN</w:t>
-                          </w:r>
-                          <w:r>
-                            <w:rPr>
-                              <w:rFonts w:hint="eastAsia" w:ascii="Arial Narrow" w:hAnsi="Arial Narrow"/>
-                              <w:sz w:val="18"/>
-                              <w:szCs w:val="18"/>
-                            </w:rPr>
-                            <w:t>TONGHAIDIGITAL</w:t>
-                          </w:r>
-                          <w:r>
-                            <w:rPr>
-                              <w:rFonts w:ascii="Arial Narrow" w:hAnsi="Arial Narrow" w:eastAsia="GungsuhChe"/>
-                              <w:sz w:val="18"/>
-                              <w:szCs w:val="18"/>
-                            </w:rPr>
-                            <w:t>TECHNOLOGY</w:t>
-                          </w:r>
-                          <w:r>
-                            <w:rPr>
-                              <w:rFonts w:hint="eastAsia" w:ascii="Arial Narrow" w:hAnsi="Arial Narrow"/>
-                              <w:sz w:val="18"/>
-                              <w:szCs w:val="18"/>
-                              <w:lang w:val="en-US" w:eastAsia="zh-CN"/>
-                            </w:rPr>
-                            <w:t>CO.LTD</w:t>
-                          </w:r>
-                          <w:r>
-                            <w:rPr>
-                              <w:rFonts w:ascii="Arial Narrow" w:hAnsi="Arial Narrow"/>
-                              <w:sz w:val="18"/>
-                              <w:szCs w:val="18"/>
-                            </w:rPr>
-                            <w:t>.</w:t>
-                          </w:r>
-                        </w:p>
-                        <w:p/>
-                      </w:txbxContent>
-                    </wps:txbx>
-                    <wps:bodyPr rot="0" spcFirstLastPara="0" vertOverflow="overflow" horzOverflow="overflow" vert="horz" wrap="square" lIns="91440" tIns="45720" rIns="91440" bIns="45720" numCol="1" spcCol="0" rtlCol="0" fromWordArt="0" anchor="t" anchorCtr="0" forceAA="0" compatLnSpc="1">
-                      <a:noAutofit/>
-                    </wps:bodyPr>
-                  </wps:wsp>
-                </a:graphicData>
-              </a:graphic>
-            </wp:anchor>
-          </w:drawing>
-        </mc:Choice>
-        <mc:Fallback>
-          <w:pict>
-            <v:shape id="_x0000_s1026" o:spid="_x0000_s1026" o:spt="202" type="#_x0000_t202" style="position:absolute;left:0pt;margin-left:88pt;margin-top:44.4pt;height:30.45pt;width:261.05pt;z-index:251660288;mso-width-relative:page;mso-height-relative:page;" filled="f" stroked="f" coordsize="21600,21600" o:gfxdata="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">
-              <v:fill on="f" focussize="0,0"/>
-              <v:stroke on="f" weight="0.5pt"/>
-              <v:imagedata o:title=""/>
-              <o:lock v:ext="edit" aspectratio="f"/>
-              <v:textbox>
-                <w:txbxContent>
-                  <w:p>
-                    <w:pPr>
-                      <w:rPr>
-                        <w:rFonts w:ascii="Arial Narrow" w:hAnsi="Arial Narrow"/>
-                        <w:sz w:val="18"/>
-                        <w:szCs w:val="18"/>
-                      </w:rPr>
-                    </w:pPr>
-                    <w:r>
-                      <w:rPr>
-                        <w:rFonts w:ascii="Arial Narrow" w:hAnsi="Arial Narrow" w:eastAsia="GungsuhChe"/>
-                        <w:sz w:val="18"/>
-                        <w:szCs w:val="18"/>
-                      </w:rPr>
-                      <w:t>TIANJIN</w:t>
-                    </w:r>
-                    <w:r>
-                      <w:rPr>
-                        <w:rFonts w:hint="eastAsia" w:ascii="Arial Narrow" w:hAnsi="Arial Narrow"/>
-                        <w:sz w:val="18"/>
-                        <w:szCs w:val="18"/>
-                      </w:rPr>
-                      <w:t>TONGHAIDIGITAL</w:t>
-                    </w:r>
-                    <w:r>
-                      <w:rPr>
-                        <w:rFonts w:ascii="Arial Narrow" w:hAnsi="Arial Narrow" w:eastAsia="GungsuhChe"/>
-                        <w:sz w:val="18"/>
-                        <w:szCs w:val="18"/>
-                      </w:rPr>
-                      <w:t>TECHNOLOGY</w:t>
-                    </w:r>
-                    <w:r>
-                      <w:rPr>
-                        <w:rFonts w:hint="eastAsia" w:ascii="Arial Narrow" w:hAnsi="Arial Narrow"/>
-                        <w:sz w:val="18"/>
-                        <w:szCs w:val="18"/>
-                        <w:lang w:val="en-US" w:eastAsia="zh-CN"/>
-                      </w:rPr>
-                      <w:t>CO.LTD</w:t>
-                    </w:r>
-                    <w:r>
-                      <w:rPr>
-                        <w:rFonts w:ascii="Arial Narrow" w:hAnsi="Arial Narrow"/>
-                        <w:sz w:val="18"/>
-                        <w:szCs w:val="18"/>
-                      </w:rPr>
-                      <w:t>.</w:t>
-                    </w:r>
-                  </w:p>
-                  <w:p/>
-                </w:txbxContent>
-              </v:textbox>
-            </v:shape>
-          </w:pict>
-        </mc:Fallback>
-      </mc:AlternateContent>
+      <w:pict>
+        <v:shapetype id="_x0000_t202" coordsize="21600,21600" o:spt="202" path="m,l,21600r21600,l21600,xe">
+          <v:stroke joinstyle="miter"/>
+          <v:path gradientshapeok="t" o:connecttype="rect"/>
+        </v:shapetype>
+        <v:shape id="_x0000_s1026" o:spid="_x0000_s2049" type="#_x0000_t202" style="height:30.45pt;margin-left:88pt;margin-top:44.4pt;mso-height-relative:page;mso-width-relative:page;position:absolute;width:261.05pt;z-index:251659264" coordsize="21600,21600" filled="f" stroked="f">
+          <o:lock v:ext="edit" aspectratio="f"/>
+          <v:textbox>
+            <w:txbxContent>
+              <w:p>
+                <w:pPr>
+                  <w:rPr>
+                    <w:rFonts w:ascii="Arial Narrow" w:hAnsi="Arial Narrow"/>
+                    <w:sz w:val="18"/>
+                    <w:szCs w:val="18"/>
+                  </w:rPr>
+                </w:pPr>
+                <w:r>
+                  <w:rPr>
+                    <w:rFonts w:ascii="Arial Narrow" w:eastAsia="GungsuhChe" w:hAnsi="Arial Narrow"/>
+                    <w:sz w:val="18"/>
+                    <w:szCs w:val="18"/>
+                  </w:rPr>
+                  <w:t>TIANJIN</w:t>
+                </w:r>
+                <w:r>
+                  <w:rPr>
+                    <w:rFonts w:ascii="Arial Narrow" w:hAnsi="Arial Narrow" w:hint="eastAsia"/>
+                    <w:sz w:val="18"/>
+                    <w:szCs w:val="18"/>
+                  </w:rPr>
+                  <w:t>TONGHAIDIGITAL</w:t>
+                </w:r>
+                <w:r>
+                  <w:rPr>
+                    <w:rFonts w:ascii="Arial Narrow" w:eastAsia="GungsuhChe" w:hAnsi="Arial Narrow"/>
+                    <w:sz w:val="18"/>
+                    <w:szCs w:val="18"/>
+                  </w:rPr>
+                  <w:t>TECHNOLOGY</w:t>
+                </w:r>
+                <w:r>
+                  <w:rPr>
+                    <w:rFonts w:ascii="Arial Narrow" w:hAnsi="Arial Narrow" w:hint="eastAsia"/>
+                    <w:sz w:val="18"/>
+                    <w:szCs w:val="18"/>
+                    <w:lang w:val="en-US" w:eastAsia="zh-CN"/>
+                  </w:rPr>
+                  <w:t>CO.LTD</w:t>
+                </w:r>
+                <w:r>
+                  <w:rPr>
+                    <w:rFonts w:ascii="Arial Narrow" w:hAnsi="Arial Narrow"/>
+                    <w:sz w:val="18"/>
+                    <w:szCs w:val="18"/>
+                  </w:rPr>
+                  <w:t>.</w:t>
+                </w:r>
+              </w:p>
+              <w:p/>
+            </w:txbxContent>
+          </v:textbox>
+        </v:shape>
+      </w:pict>
     </w:r>
     <w:r>
-      <mc:AlternateContent>
-        <mc:Choice Requires="wps">
-          <w:drawing>
-            <wp:anchor distT="0" distB="0" distL="114300" distR="114300" simplePos="0" relativeHeight="251659264" behindDoc="0" locked="0" layoutInCell="1" allowOverlap="1">
-              <wp:simplePos x="0" y="0"/>
-              <wp:positionH relativeFrom="column">
-                <wp:posOffset>1045845</wp:posOffset>
-              </wp:positionH>
-              <wp:positionV relativeFrom="paragraph">
-                <wp:posOffset>245745</wp:posOffset>
-              </wp:positionV>
-              <wp:extent cx="3257550" cy="348615"/>
-              <wp:effectExtent l="0" t="0" r="0" b="13335"/>
-              <wp:wrapNone/>
-              <wp:docPr id="16" name="文本框 16"/>
-              <wp:cNvGraphicFramePr/>
-              <a:graphic xmlns:a="http://schemas.openxmlformats.org/drawingml/2006/main">
-                <a:graphicData uri="http://schemas.microsoft.com/office/word/2010/wordprocessingShape">
-                  <wps:wsp>
-                    <wps:cNvSpPr txBox="1"/>
-                    <wps:spPr>
-                      <a:xfrm>
-                        <a:off x="1499870" y="1296670"/>
-                        <a:ext cx="3257550" cy="348615"/>
-                      </a:xfrm>
-                      <a:prstGeom prst="rect">
-                        <a:avLst/>
-                      </a:prstGeom>
-                      <a:solidFill>
-                        <a:schemeClr val="lt1"/>
-                      </a:solidFill>
-                      <a:ln w="6350">
-                        <a:noFill/>
-                      </a:ln>
-                    </wps:spPr>
-                    <wps:style>
-                      <a:lnRef idx="0">
-                        <a:schemeClr val="accent1"/>
-                      </a:lnRef>
-                      <a:fillRef idx="0">
-                        <a:schemeClr val="accent1"/>
-                      </a:fillRef>
-                      <a:effectRef idx="0">
-                        <a:schemeClr val="accent1"/>
-                      </a:effectRef>
-                      <a:fontRef idx="minor">
-                        <a:schemeClr val="dk1"/>
-                      </a:fontRef>
-                    </wps:style>
-                    <wps:txbx>
-                      <w:txbxContent>
-                        <w:p>
-                          <w:pPr>
-                            <w:rPr>
-                              <w:rFonts w:hint="default" w:ascii="楷体_GB2312" w:hAnsi="新宋体" w:eastAsia="楷体_GB2312"/>
-                              <w:b/>
-                              <w:sz w:val="36"/>
-                              <w:szCs w:val="36"/>
-                              <w:u w:val="none"/>
-                              <w:lang w:val="en-US" w:eastAsia="zh-CN"/>
-                            </w:rPr>
-                          </w:pPr>
-                          <w:r>
-                            <w:rPr>
-                              <w:rFonts w:hint="eastAsia" w:ascii="楷体_GB2312" w:hAnsi="新宋体" w:eastAsia="楷体_GB2312"/>
-                              <w:b/>
-                              <w:sz w:val="36"/>
-                              <w:szCs w:val="36"/>
-                              <w:u w:val="none"/>
-                              <w:lang w:val="en-US" w:eastAsia="zh-CN"/>
-                            </w:rPr>
-                            <w:t>天津通海信息技术有限公司</w:t>
-                          </w:r>
-                        </w:p>
-                        <w:p>
-                          <w:pPr>
-                            <w:rPr>
-                              <w:u w:val="single"/>
-                            </w:rPr>
-                          </w:pPr>
-                        </w:p>
-                      </w:txbxContent>
-                    </wps:txbx>
-                    <wps:bodyPr rot="0" spcFirstLastPara="0" vertOverflow="overflow" horzOverflow="overflow" vert="horz" wrap="square" lIns="91440" tIns="45720" rIns="91440" bIns="45720" numCol="1" spcCol="0" rtlCol="0" fromWordArt="0" anchor="t" anchorCtr="0" forceAA="0" compatLnSpc="1">
-                      <a:noAutofit/>
-                    </wps:bodyPr>
-                  </wps:wsp>
-                </a:graphicData>
-              </a:graphic>
-            </wp:anchor>
-          </w:drawing>
-        </mc:Choice>
-        <mc:Fallback>
-          <w:pict>
-            <v:shape id="_x0000_s1026" o:spid="_x0000_s1026" o:spt="202" type="#_x0000_t202" style="position:absolute;left:0pt;margin-left:82.35pt;margin-top:19.35pt;height:27.45pt;width:256.5pt;z-index:251659264;mso-width-relative:page;mso-height-relative:page;" fillcolor="#FFFFFF [3201]" filled="t" stroked="f" coordsize="21600,21600" o:gfxdata="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">
-              <v:fill on="t" focussize="0,0"/>
-              <v:stroke on="f" weight="0.5pt"/>
-              <v:imagedata o:title=""/>
-              <o:lock v:ext="edit" aspectratio="f"/>
-              <v:textbox>
-                <w:txbxContent>
-                  <w:p>
-                    <w:pPr>
-                      <w:rPr>
-                        <w:rFonts w:hint="default" w:ascii="楷体_GB2312" w:hAnsi="新宋体" w:eastAsia="楷体_GB2312"/>
-                        <w:b/>
-                        <w:sz w:val="36"/>
-                        <w:szCs w:val="36"/>
-                        <w:u w:val="none"/>
-                        <w:lang w:val="en-US" w:eastAsia="zh-CN"/>
-                      </w:rPr>
-                    </w:pPr>
-                    <w:r>
-                      <w:rPr>
-                        <w:rFonts w:hint="eastAsia" w:ascii="楷体_GB2312" w:hAnsi="新宋体" w:eastAsia="楷体_GB2312"/>
-                        <w:b/>
-                        <w:sz w:val="36"/>
-                        <w:szCs w:val="36"/>
-                        <w:u w:val="none"/>
-                        <w:lang w:val="en-US" w:eastAsia="zh-CN"/>
-                      </w:rPr>
-                      <w:t>天津通海信息技术有限公司</w:t>
-                    </w:r>
-                  </w:p>
-                  <w:p>
-                    <w:pPr>
-                      <w:rPr>
-                        <w:u w:val="single"/>
-                      </w:rPr>
-                    </w:pPr>
-                  </w:p>
-                </w:txbxContent>
-              </v:textbox>
-            </v:shape>
-          </w:pict>
-        </mc:Fallback>
-      </mc:AlternateContent>
+      <w:pict>
+        <v:shape id="_x0000_s1026" o:spid="_x0000_s2050" type="#_x0000_t202" style="height:27.45pt;margin-left:82.35pt;margin-top:19.35pt;mso-height-relative:page;mso-width-relative:page;position:absolute;width:256.5pt;z-index:251658240" coordsize="21600,21600" filled="t" fillcolor="white" stroked="f">
+          <o:lock v:ext="edit" aspectratio="f"/>
+          <v:textbox>
+            <w:txbxContent>
+              <w:p>
+                <w:pPr>
+                  <w:rPr>
+                    <w:rFonts w:ascii="楷体_GB2312" w:eastAsia="楷体_GB2312" w:hAnsi="新宋体" w:hint="default"/>
+                    <w:b/>
+                    <w:sz w:val="36"/>
+                    <w:szCs w:val="36"/>
+                    <w:u w:val="none"/>
+                    <w:lang w:val="en-US" w:eastAsia="zh-CN"/>
+                  </w:rPr>
+                </w:pPr>
+                <w:r>
+                  <w:rPr>
+                    <w:rFonts w:ascii="楷体_GB2312" w:eastAsia="楷体_GB2312" w:hAnsi="新宋体" w:hint="eastAsia"/>
+                    <w:b/>
+                    <w:sz w:val="36"/>
+                    <w:szCs w:val="36"/>
+                    <w:u w:val="none"/>
+                    <w:lang w:val="en-US" w:eastAsia="zh-CN"/>
+                  </w:rPr>
+                  <w:t>天津通海信息技术有限公司</w:t>
+                </w:r>
+              </w:p>
+              <w:p>
+                <w:pPr>
+                  <w:rPr>
+                    <w:u w:val="single"/>
+                  </w:rPr>
+                </w:pPr>
+              </w:p>
+            </w:txbxContent>
+          </v:textbox>
+        </v:shape>
+      </w:pict>
     </w:r>
     <w:r>
       <w:rPr>
-        <w:rFonts w:hint="eastAsia" w:ascii="楷体_GB2312" w:hAnsi="新宋体" w:eastAsia="楷体_GB2312"/>
+        <w:rFonts w:ascii="楷体_GB2312" w:eastAsia="楷体_GB2312" w:hAnsi="新宋体" w:hint="eastAsia"/>
         <w:b/>
         <w:sz w:val="28"/>
         <w:szCs w:val="28"/>
@@ -2123,7 +1819,7 @@
                   </pic:cNvPicPr>
                 </pic:nvPicPr>
                 <pic:blipFill>
-                  <a:blip r:embed="rId1"/>
+                  <a:blip xmlns:r="http://schemas.openxmlformats.org/officeDocument/2006/relationships" r:embed="rId1"/>
                   <a:stretch>
                     <a:fillRect/>
                   </a:stretch>
@@ -2166,7 +1862,7 @@
                   </pic:cNvPicPr>
                 </pic:nvPicPr>
                 <pic:blipFill>
-                  <a:blip r:embed="rId1"/>
+                  <a:blip xmlns:r="http://schemas.openxmlformats.org/officeDocument/2006/relationships" r:embed="rId1"/>
                   <a:stretch>
                     <a:fillRect/>
                   </a:stretch>
@@ -2192,7 +1888,7 @@
     </w:r>
     <w:r>
       <w:rPr>
-        <w:rFonts w:hint="eastAsia" w:ascii="楷体_GB2312" w:hAnsi="新宋体" w:eastAsia="楷体_GB2312"/>
+        <w:rFonts w:ascii="楷体_GB2312" w:eastAsia="楷体_GB2312" w:hAnsi="新宋体" w:hint="eastAsia"/>
         <w:b/>
         <w:sz w:val="28"/>
         <w:szCs w:val="28"/>
@@ -2215,7 +1911,7 @@
                   </pic:cNvPicPr>
                 </pic:nvPicPr>
                 <pic:blipFill>
-                  <a:blip r:embed="rId2"/>
+                  <a:blip xmlns:r="http://schemas.openxmlformats.org/officeDocument/2006/relationships" r:embed="rId2"/>
                   <a:stretch>
                     <a:fillRect/>
                   </a:stretch>
@@ -2237,7 +1933,7 @@
     </w:r>
     <w:r>
       <w:rPr>
-        <w:rFonts w:hint="eastAsia" w:ascii="楷体_GB2312" w:hAnsi="新宋体" w:eastAsia="楷体_GB2312"/>
+        <w:rFonts w:ascii="楷体_GB2312" w:eastAsia="楷体_GB2312" w:hAnsi="新宋体" w:hint="eastAsia"/>
         <w:b/>
         <w:sz w:val="28"/>
         <w:szCs w:val="28"/>
@@ -2267,7 +1963,7 @@
                   </pic:cNvPicPr>
                 </pic:nvPicPr>
                 <pic:blipFill>
-                  <a:blip r:embed="rId2"/>
+                  <a:blip xmlns:r="http://schemas.openxmlformats.org/officeDocument/2006/relationships" r:embed="rId2"/>
                   <a:stretch>
                     <a:fillRect/>
                   </a:stretch>
@@ -2289,7 +1985,7 @@
     </w:r>
     <w:r>
       <w:rPr>
-        <w:rFonts w:hint="eastAsia" w:ascii="楷体_GB2312" w:hAnsi="新宋体" w:eastAsia="楷体_GB2312"/>
+        <w:rFonts w:ascii="楷体_GB2312" w:eastAsia="楷体_GB2312" w:hAnsi="新宋体" w:hint="eastAsia"/>
         <w:b/>
         <w:sz w:val="28"/>
         <w:szCs w:val="28"/>
@@ -2299,9 +1995,9 @@
   </w:p>
   <w:p>
     <w:pPr>
-      <w:pStyle w:val="4"/>
+      <w:pStyle w:val="Header"/>
       <w:pBdr>
-        <w:bottom w:val="none" w:color="auto" w:sz="0" w:space="1"/>
+        <w:bottom w:val="nil"/>
       </w:pBdr>
     </w:pPr>
   </w:p>
@@ -2309,289 +2005,286 @@
 </file>
 
 <file path=word/styles.xml><?xml version="1.0" encoding="utf-8"?>
-<w:styles xmlns:mc="http://schemas.openxmlformats.org/markup-compatibility/2006" xmlns:o="urn:schemas-microsoft-com:office:office" xmlns:r="http://schemas.openxmlformats.org/officeDocument/2006/relationships" xmlns:m="http://schemas.openxmlformats.org/officeDocument/2006/math" xmlns:v="urn:schemas-microsoft-com:vml" xmlns:w="http://schemas.openxmlformats.org/wordprocessingml/2006/main" xmlns:w14="http://schemas.microsoft.com/office/word/2010/wordml" xmlns:w10="urn:schemas-microsoft-com:office:word" xmlns:sl="http://schemas.openxmlformats.org/schemaLibrary/2006/main" xmlns:wpsCustomData="http://www.wps.cn/officeDocument/2013/wpsCustomData" mc:Ignorable="w14">
+<w:styles xmlns:mc="http://schemas.openxmlformats.org/markup-compatibility/2006" xmlns:r="http://schemas.openxmlformats.org/officeDocument/2006/relationships" xmlns:w="http://schemas.openxmlformats.org/wordprocessingml/2006/main" xmlns:w14="http://schemas.microsoft.com/office/word/2010/wordml" xmlns:w15="http://schemas.microsoft.com/office/word/2012/wordml" mc:Ignorable="w14 w15">
   <w:docDefaults>
     <w:rPrDefault>
       <w:rPr>
-        <w:rFonts w:ascii="Times New Roman" w:hAnsi="Times New Roman" w:eastAsia="宋体" w:cs="Times New Roman"/>
+        <w:rFonts w:ascii="Times New Roman" w:eastAsia="宋体" w:hAnsi="Times New Roman" w:cs="Times New Roman"/>
       </w:rPr>
     </w:rPrDefault>
     <w:pPrDefault/>
   </w:docDefaults>
-  <w:latentStyles w:count="260" w:defQFormat="0" w:defUnhideWhenUsed="1" w:defSemiHidden="1" w:defUIPriority="99" w:defLockedState="0">
-    <w:lsdException w:qFormat="1" w:unhideWhenUsed="0" w:uiPriority="0" w:semiHidden="0" w:name="Normal"/>
-    <w:lsdException w:qFormat="1" w:unhideWhenUsed="0" w:uiPriority="0" w:semiHidden="0" w:name="heading 1"/>
-    <w:lsdException w:qFormat="1" w:uiPriority="0" w:name="heading 2"/>
-    <w:lsdException w:qFormat="1" w:uiPriority="0" w:name="heading 3"/>
-    <w:lsdException w:qFormat="1" w:uiPriority="0" w:name="heading 4"/>
-    <w:lsdException w:qFormat="1" w:uiPriority="0" w:name="heading 5"/>
-    <w:lsdException w:qFormat="1" w:uiPriority="0" w:name="heading 6"/>
-    <w:lsdException w:qFormat="1" w:uiPriority="0" w:name="heading 7"/>
-    <w:lsdException w:qFormat="1" w:uiPriority="0" w:name="heading 8"/>
-    <w:lsdException w:qFormat="1" w:uiPriority="0" w:name="heading 9"/>
-    <w:lsdException w:unhideWhenUsed="0" w:uiPriority="0" w:semiHidden="0" w:name="index 1"/>
-    <w:lsdException w:unhideWhenUsed="0" w:uiPriority="0" w:semiHidden="0" w:name="index 2"/>
-    <w:lsdException w:unhideWhenUsed="0" w:uiPriority="0" w:semiHidden="0" w:name="index 3"/>
-    <w:lsdException w:unhideWhenUsed="0" w:uiPriority="0" w:semiHidden="0" w:name="index 4"/>
-    <w:lsdException w:unhideWhenUsed="0" w:uiPriority="0" w:semiHidden="0" w:name="index 5"/>
-    <w:lsdException w:unhideWhenUsed="0" w:uiPriority="0" w:semiHidden="0" w:name="index 6"/>
-    <w:lsdException w:unhideWhenUsed="0" w:uiPriority="0" w:semiHidden="0" w:name="index 7"/>
-    <w:lsdException w:unhideWhenUsed="0" w:uiPriority="0" w:semiHidden="0" w:name="index 8"/>
-    <w:lsdException w:unhideWhenUsed="0" w:uiPriority="0" w:semiHidden="0" w:name="index 9"/>
-    <w:lsdException w:unhideWhenUsed="0" w:uiPriority="0" w:semiHidden="0" w:name="toc 1"/>
-    <w:lsdException w:unhideWhenUsed="0" w:uiPriority="0" w:semiHidden="0" w:name="toc 2"/>
-    <w:lsdException w:unhideWhenUsed="0" w:uiPriority="0" w:semiHidden="0" w:name="toc 3"/>
-    <w:lsdException w:unhideWhenUsed="0" w:uiPriority="0" w:semiHidden="0" w:name="toc 4"/>
-    <w:lsdException w:unhideWhenUsed="0" w:uiPriority="0" w:semiHidden="0" w:name="toc 5"/>
-    <w:lsdException w:unhideWhenUsed="0" w:uiPriority="0" w:semiHidden="0" w:name="toc 6"/>
-    <w:lsdException w:unhideWhenUsed="0" w:uiPriority="0" w:semiHidden="0" w:name="toc 7"/>
-    <w:lsdException w:unhideWhenUsed="0" w:uiPriority="0" w:semiHidden="0" w:name="toc 8"/>
-    <w:lsdException w:unhideWhenUsed="0" w:uiPriority="0" w:semiHidden="0" w:name="toc 9"/>
-    <w:lsdException w:unhideWhenUsed="0" w:uiPriority="0" w:semiHidden="0" w:name="Normal Indent"/>
-    <w:lsdException w:unhideWhenUsed="0" w:uiPriority="0" w:semiHidden="0" w:name="footnote text"/>
-    <w:lsdException w:unhideWhenUsed="0" w:uiPriority="0" w:semiHidden="0" w:name="annotation text"/>
-    <w:lsdException w:qFormat="1" w:unhideWhenUsed="0" w:uiPriority="0" w:semiHidden="0" w:name="header"/>
-    <w:lsdException w:qFormat="1" w:unhideWhenUsed="0" w:uiPriority="0" w:semiHidden="0" w:name="footer"/>
-    <w:lsdException w:unhideWhenUsed="0" w:uiPriority="0" w:semiHidden="0" w:name="index heading"/>
-    <w:lsdException w:qFormat="1" w:uiPriority="0" w:name="caption"/>
-    <w:lsdException w:unhideWhenUsed="0" w:uiPriority="0" w:semiHidden="0" w:name="table of figures"/>
-    <w:lsdException w:unhideWhenUsed="0" w:uiPriority="0" w:semiHidden="0" w:name="envelope address"/>
-    <w:lsdException w:unhideWhenUsed="0" w:uiPriority="0" w:semiHidden="0" w:name="envelope return"/>
-    <w:lsdException w:unhideWhenUsed="0" w:uiPriority="0" w:semiHidden="0" w:name="footnote reference"/>
-    <w:lsdException w:unhideWhenUsed="0" w:uiPriority="0" w:semiHidden="0" w:name="annotation reference"/>
-    <w:lsdException w:unhideWhenUsed="0" w:uiPriority="0" w:semiHidden="0" w:name="line number"/>
-    <w:lsdException w:unhideWhenUsed="0" w:uiPriority="0" w:semiHidden="0" w:name="page number"/>
-    <w:lsdException w:unhideWhenUsed="0" w:uiPriority="0" w:semiHidden="0" w:name="endnote reference"/>
-    <w:lsdException w:unhideWhenUsed="0" w:uiPriority="0" w:semiHidden="0" w:name="endnote text"/>
-    <w:lsdException w:unhideWhenUsed="0" w:uiPriority="0" w:semiHidden="0" w:name="table of authorities"/>
-    <w:lsdException w:unhideWhenUsed="0" w:uiPriority="0" w:semiHidden="0" w:name="macro"/>
-    <w:lsdException w:unhideWhenUsed="0" w:uiPriority="0" w:semiHidden="0" w:name="toa heading"/>
-    <w:lsdException w:unhideWhenUsed="0" w:uiPriority="0" w:semiHidden="0" w:name="List"/>
-    <w:lsdException w:unhideWhenUsed="0" w:uiPriority="0" w:semiHidden="0" w:name="List Bullet"/>
-    <w:lsdException w:unhideWhenUsed="0" w:uiPriority="0" w:semiHidden="0" w:name="List Number"/>
-    <w:lsdException w:unhideWhenUsed="0" w:uiPriority="0" w:semiHidden="0" w:name="List 2"/>
-    <w:lsdException w:unhideWhenUsed="0" w:uiPriority="0" w:semiHidden="0" w:name="List 3"/>
-    <w:lsdException w:unhideWhenUsed="0" w:uiPriority="0" w:semiHidden="0" w:name="List 4"/>
-    <w:lsdException w:unhideWhenUsed="0" w:uiPriority="0" w:semiHidden="0" w:name="List 5"/>
-    <w:lsdException w:unhideWhenUsed="0" w:uiPriority="0" w:semiHidden="0" w:name="List Bullet 2"/>
-    <w:lsdException w:unhideWhenUsed="0" w:uiPriority="0" w:semiHidden="0" w:name="List Bullet 3"/>
-    <w:lsdException w:unhideWhenUsed="0" w:uiPriority="0" w:semiHidden="0" w:name="List Bullet 4"/>
-    <w:lsdException w:unhideWhenUsed="0" w:uiPriority="0" w:semiHidden="0" w:name="List Bullet 5"/>
-    <w:lsdException w:unhideWhenUsed="0" w:uiPriority="0" w:semiHidden="0" w:name="List Number 2"/>
-    <w:lsdException w:unhideWhenUsed="0" w:uiPriority="0" w:semiHidden="0" w:name="List Number 3"/>
-    <w:lsdException w:unhideWhenUsed="0" w:uiPriority="0" w:semiHidden="0" w:name="List Number 4"/>
-    <w:lsdException w:unhideWhenUsed="0" w:uiPriority="0" w:semiHidden="0" w:name="List Number 5"/>
-    <w:lsdException w:qFormat="1" w:unhideWhenUsed="0" w:uiPriority="0" w:semiHidden="0" w:name="Title"/>
-    <w:lsdException w:unhideWhenUsed="0" w:uiPriority="0" w:semiHidden="0" w:name="Closing"/>
-    <w:lsdException w:unhideWhenUsed="0" w:uiPriority="0" w:semiHidden="0" w:name="Signature"/>
-    <w:lsdException w:qFormat="1" w:uiPriority="1" w:name="Default Paragraph Font"/>
-    <w:lsdException w:unhideWhenUsed="0" w:uiPriority="0" w:semiHidden="0" w:name="Body Text"/>
-    <w:lsdException w:unhideWhenUsed="0" w:uiPriority="0" w:semiHidden="0" w:name="Body Text Indent"/>
-    <w:lsdException w:unhideWhenUsed="0" w:uiPriority="0" w:semiHidden="0" w:name="List Continue"/>
-    <w:lsdException w:unhideWhenUsed="0" w:uiPriority="0" w:semiHidden="0" w:name="List Continue 2"/>
-    <w:lsdException w:unhideWhenUsed="0" w:uiPriority="0" w:semiHidden="0" w:name="List Continue 3"/>
-    <w:lsdException w:unhideWhenUsed="0" w:uiPriority="0" w:semiHidden="0" w:name="List Continue 4"/>
-    <w:lsdException w:unhideWhenUsed="0" w:uiPriority="0" w:semiHidden="0" w:name="List Continue 5"/>
-    <w:lsdException w:unhideWhenUsed="0" w:uiPriority="0" w:semiHidden="0" w:name="Message Header"/>
-    <w:lsdException w:qFormat="1" w:unhideWhenUsed="0" w:uiPriority="0" w:semiHidden="0" w:name="Subtitle"/>
-    <w:lsdException w:unhideWhenUsed="0" w:uiPriority="0" w:semiHidden="0" w:name="Salutation"/>
-    <w:lsdException w:unhideWhenUsed="0" w:uiPriority="0" w:semiHidden="0" w:name="Date"/>
-    <w:lsdException w:unhideWhenUsed="0" w:uiPriority="0" w:semiHidden="0" w:name="Body Text First Indent"/>
-    <w:lsdException w:unhideWhenUsed="0" w:uiPriority="0" w:semiHidden="0" w:name="Body Text First Indent 2"/>
-    <w:lsdException w:unhideWhenUsed="0" w:uiPriority="0" w:semiHidden="0" w:name="Note Heading"/>
-    <w:lsdException w:unhideWhenUsed="0" w:uiPriority="0" w:semiHidden="0" w:name="Body Text 2"/>
-    <w:lsdException w:unhideWhenUsed="0" w:uiPriority="0" w:semiHidden="0" w:name="Body Text 3"/>
-    <w:lsdException w:unhideWhenUsed="0" w:uiPriority="0" w:semiHidden="0" w:name="Body Text Indent 2"/>
-    <w:lsdException w:unhideWhenUsed="0" w:uiPriority="0" w:semiHidden="0" w:name="Body Text Indent 3"/>
-    <w:lsdException w:unhideWhenUsed="0" w:uiPriority="0" w:semiHidden="0" w:name="Block Text"/>
-    <w:lsdException w:unhideWhenUsed="0" w:uiPriority="0" w:semiHidden="0" w:name="Hyperlink"/>
-    <w:lsdException w:unhideWhenUsed="0" w:uiPriority="0" w:semiHidden="0" w:name="FollowedHyperlink"/>
-    <w:lsdException w:qFormat="1" w:unhideWhenUsed="0" w:uiPriority="0" w:semiHidden="0" w:name="Strong"/>
-    <w:lsdException w:qFormat="1" w:unhideWhenUsed="0" w:uiPriority="0" w:semiHidden="0" w:name="Emphasis"/>
-    <w:lsdException w:unhideWhenUsed="0" w:uiPriority="0" w:semiHidden="0" w:name="Document Map"/>
-    <w:lsdException w:unhideWhenUsed="0" w:uiPriority="0" w:semiHidden="0" w:name="Plain Text"/>
-    <w:lsdException w:unhideWhenUsed="0" w:uiPriority="0" w:semiHidden="0" w:name="E-mail Signature"/>
-    <w:lsdException w:unhideWhenUsed="0" w:uiPriority="0" w:semiHidden="0" w:name="Normal (Web)"/>
-    <w:lsdException w:unhideWhenUsed="0" w:uiPriority="0" w:semiHidden="0" w:name="HTML Acronym"/>
-    <w:lsdException w:unhideWhenUsed="0" w:uiPriority="0" w:semiHidden="0" w:name="HTML Address"/>
-    <w:lsdException w:unhideWhenUsed="0" w:uiPriority="0" w:semiHidden="0" w:name="HTML Cite"/>
-    <w:lsdException w:unhideWhenUsed="0" w:uiPriority="0" w:semiHidden="0" w:name="HTML Code"/>
-    <w:lsdException w:unhideWhenUsed="0" w:uiPriority="0" w:semiHidden="0" w:name="HTML Definition"/>
-    <w:lsdException w:unhideWhenUsed="0" w:uiPriority="0" w:semiHidden="0" w:name="HTML Keyboard"/>
-    <w:lsdException w:unhideWhenUsed="0" w:uiPriority="0" w:semiHidden="0" w:name="HTML Preformatted"/>
-    <w:lsdException w:unhideWhenUsed="0" w:uiPriority="0" w:semiHidden="0" w:name="HTML Sample"/>
-    <w:lsdException w:unhideWhenUsed="0" w:uiPriority="0" w:semiHidden="0" w:name="HTML Typewriter"/>
-    <w:lsdException w:unhideWhenUsed="0" w:uiPriority="0" w:semiHidden="0" w:name="HTML Variable"/>
-    <w:lsdException w:qFormat="1" w:uiPriority="99" w:name="Normal Table"/>
-    <w:lsdException w:unhideWhenUsed="0" w:uiPriority="0" w:semiHidden="0" w:name="annotation subject"/>
-    <w:lsdException w:uiPriority="0" w:name="Table Simple 1"/>
-    <w:lsdException w:uiPriority="0" w:name="Table Simple 2"/>
-    <w:lsdException w:uiPriority="0" w:name="Table Simple 3"/>
-    <w:lsdException w:uiPriority="0" w:name="Table Classic 1"/>
-    <w:lsdException w:uiPriority="0" w:name="Table Classic 2"/>
-    <w:lsdException w:uiPriority="0" w:name="Table Classic 3"/>
-    <w:lsdException w:uiPriority="0" w:name="Table Classic 4"/>
-    <w:lsdException w:uiPriority="0" w:name="Table Colorful 1"/>
-    <w:lsdException w:uiPriority="0" w:name="Table Colorful 2"/>
-    <w:lsdException w:uiPriority="0" w:name="Table Colorful 3"/>
-    <w:lsdException w:uiPriority="0" w:name="Table Columns 1"/>
-    <w:lsdException w:uiPriority="0" w:name="Table Columns 2"/>
-    <w:lsdException w:uiPriority="0" w:name="Table Columns 3"/>
-    <w:lsdException w:uiPriority="0" w:name="Table Columns 4"/>
-    <w:lsdException w:uiPriority="0" w:name="Table Columns 5"/>
-    <w:lsdException w:uiPriority="0" w:name="Table Grid 1"/>
-    <w:lsdException w:uiPriority="0" w:name="Table Grid 2"/>
-    <w:lsdException w:uiPriority="0" w:name="Table Grid 3"/>
-    <w:lsdException w:uiPriority="0" w:name="Table Grid 4"/>
-    <w:lsdException w:uiPriority="0" w:name="Table Grid 5"/>
-    <w:lsdException w:uiPriority="0" w:name="Table Grid 6"/>
-    <w:lsdException w:uiPriority="0" w:name="Table Grid 7"/>
-    <w:lsdException w:uiPriority="0" w:name="Table Grid 8"/>
-    <w:lsdException w:uiPriority="0" w:name="Table List 1"/>
-    <w:lsdException w:uiPriority="0" w:name="Table List 2"/>
-    <w:lsdException w:uiPriority="0" w:name="Table List 3"/>
-    <w:lsdException w:uiPriority="0" w:name="Table List 4"/>
-    <w:lsdException w:uiPriority="0" w:name="Table List 5"/>
-    <w:lsdException w:uiPriority="0" w:name="Table List 6"/>
-    <w:lsdException w:uiPriority="0" w:name="Table List 7"/>
-    <w:lsdException w:uiPriority="0" w:name="Table List 8"/>
-    <w:lsdException w:uiPriority="0" w:name="Table 3D effects 1"/>
-    <w:lsdException w:uiPriority="0" w:name="Table 3D effects 2"/>
-    <w:lsdException w:uiPriority="0" w:name="Table 3D effects 3"/>
-    <w:lsdException w:uiPriority="0" w:name="Table Contemporary"/>
-    <w:lsdException w:uiPriority="0" w:name="Table Elegant"/>
-    <w:lsdException w:uiPriority="0" w:name="Table Professional"/>
-    <w:lsdException w:uiPriority="0" w:name="Table Subtle 1"/>
-    <w:lsdException w:uiPriority="0" w:name="Table Subtle 2"/>
-    <w:lsdException w:uiPriority="0" w:name="Table Web 1"/>
-    <w:lsdException w:uiPriority="0" w:name="Table Web 2"/>
-    <w:lsdException w:uiPriority="0" w:name="Table Web 3"/>
-    <w:lsdException w:unhideWhenUsed="0" w:uiPriority="0" w:semiHidden="0" w:name="Balloon Text"/>
-    <w:lsdException w:uiPriority="0" w:name="Table Grid"/>
-    <w:lsdException w:uiPriority="0" w:name="Table Theme"/>
-    <w:lsdException w:unhideWhenUsed="0" w:uiPriority="60" w:semiHidden="0" w:name="Light Shading"/>
-    <w:lsdException w:unhideWhenUsed="0" w:uiPriority="61" w:semiHidden="0" w:name="Light List"/>
-    <w:lsdException w:unhideWhenUsed="0" w:uiPriority="62" w:semiHidden="0" w:name="Light Grid"/>
-    <w:lsdException w:unhideWhenUsed="0" w:uiPriority="63" w:semiHidden="0" w:name="Medium Shading 1"/>
-    <w:lsdException w:unhideWhenUsed="0" w:uiPriority="64" w:semiHidden="0" w:name="Medium Shading 2"/>
-    <w:lsdException w:unhideWhenUsed="0" w:uiPriority="65" w:semiHidden="0" w:name="Medium List 1"/>
-    <w:lsdException w:unhideWhenUsed="0" w:uiPriority="66" w:semiHidden="0" w:name="Medium List 2"/>
-    <w:lsdException w:unhideWhenUsed="0" w:uiPriority="67" w:semiHidden="0" w:name="Medium Grid 1"/>
-    <w:lsdException w:unhideWhenUsed="0" w:uiPriority="68" w:semiHidden="0" w:name="Medium Grid 2"/>
-    <w:lsdException w:unhideWhenUsed="0" w:uiPriority="69" w:semiHidden="0" w:name="Medium Grid 3"/>
-    <w:lsdException w:unhideWhenUsed="0" w:uiPriority="70" w:semiHidden="0" w:name="Dark List"/>
-    <w:lsdException w:unhideWhenUsed="0" w:uiPriority="71" w:semiHidden="0" w:name="Colorful Shading"/>
-    <w:lsdException w:unhideWhenUsed="0" w:uiPriority="72" w:semiHidden="0" w:name="Colorful List"/>
-    <w:lsdException w:unhideWhenUsed="0" w:uiPriority="73" w:semiHidden="0" w:name="Colorful Grid"/>
-    <w:lsdException w:unhideWhenUsed="0" w:uiPriority="60" w:semiHidden="0" w:name="Light Shading Accent 1"/>
-    <w:lsdException w:unhideWhenUsed="0" w:uiPriority="61" w:semiHidden="0" w:name="Light List Accent 1"/>
-    <w:lsdException w:unhideWhenUsed="0" w:uiPriority="62" w:semiHidden="0" w:name="Light Grid Accent 1"/>
-    <w:lsdException w:unhideWhenUsed="0" w:uiPriority="63" w:semiHidden="0" w:name="Medium Shading 1 Accent 1"/>
-    <w:lsdException w:unhideWhenUsed="0" w:uiPriority="64" w:semiHidden="0" w:name="Medium Shading 2 Accent 1"/>
-    <w:lsdException w:unhideWhenUsed="0" w:uiPriority="65" w:semiHidden="0" w:name="Medium List 1 Accent 1"/>
-    <w:lsdException w:unhideWhenUsed="0" w:uiPriority="66" w:semiHidden="0" w:name="Medium List 2 Accent 1"/>
-    <w:lsdException w:unhideWhenUsed="0" w:uiPriority="67" w:semiHidden="0" w:name="Medium Grid 1 Accent 1"/>
-    <w:lsdException w:unhideWhenUsed="0" w:uiPriority="68" w:semiHidden="0" w:name="Medium Grid 2 Accent 1"/>
-    <w:lsdException w:unhideWhenUsed="0" w:uiPriority="69" w:semiHidden="0" w:name="Medium Grid 3 Accent 1"/>
-    <w:lsdException w:unhideWhenUsed="0" w:uiPriority="70" w:semiHidden="0" w:name="Dark List Accent 1"/>
-    <w:lsdException w:unhideWhenUsed="0" w:uiPriority="71" w:semiHidden="0" w:name="Colorful Shading Accent 1"/>
-    <w:lsdException w:unhideWhenUsed="0" w:uiPriority="72" w:semiHidden="0" w:name="Colorful List Accent 1"/>
-    <w:lsdException w:unhideWhenUsed="0" w:uiPriority="73" w:semiHidden="0" w:name="Colorful Grid Accent 1"/>
-    <w:lsdException w:unhideWhenUsed="0" w:uiPriority="60" w:semiHidden="0" w:name="Light Shading Accent 2"/>
-    <w:lsdException w:unhideWhenUsed="0" w:uiPriority="61" w:semiHidden="0" w:name="Light List Accent 2"/>
-    <w:lsdException w:unhideWhenUsed="0" w:uiPriority="62" w:semiHidden="0" w:name="Light Grid Accent 2"/>
-    <w:lsdException w:unhideWhenUsed="0" w:uiPriority="63" w:semiHidden="0" w:name="Medium Shading 1 Accent 2"/>
-    <w:lsdException w:unhideWhenUsed="0" w:uiPriority="64" w:semiHidden="0" w:name="Medium Shading 2 Accent 2"/>
-    <w:lsdException w:unhideWhenUsed="0" w:uiPriority="65" w:semiHidden="0" w:name="Medium List 1 Accent 2"/>
-    <w:lsdException w:unhideWhenUsed="0" w:uiPriority="66" w:semiHidden="0" w:name="Medium List 2 Accent 2"/>
-    <w:lsdException w:unhideWhenUsed="0" w:uiPriority="67" w:semiHidden="0" w:name="Medium Grid 1 Accent 2"/>
-    <w:lsdException w:unhideWhenUsed="0" w:uiPriority="68" w:semiHidden="0" w:name="Medium Grid 2 Accent 2"/>
-    <w:lsdException w:unhideWhenUsed="0" w:uiPriority="69" w:semiHidden="0" w:name="Medium Grid 3 Accent 2"/>
-    <w:lsdException w:unhideWhenUsed="0" w:uiPriority="70" w:semiHidden="0" w:name="Dark List Accent 2"/>
-    <w:lsdException w:unhideWhenUsed="0" w:uiPriority="71" w:semiHidden="0" w:name="Colorful Shading Accent 2"/>
-    <w:lsdException w:unhideWhenUsed="0" w:uiPriority="72" w:semiHidden="0" w:name="Colorful List Accent 2"/>
-    <w:lsdException w:unhideWhenUsed="0" w:uiPriority="73" w:semiHidden="0" w:name="Colorful Grid Accent 2"/>
-    <w:lsdException w:unhideWhenUsed="0" w:uiPriority="60" w:semiHidden="0" w:name="Light Shading Accent 3"/>
-    <w:lsdException w:unhideWhenUsed="0" w:uiPriority="61" w:semiHidden="0" w:name="Light List Accent 3"/>
-    <w:lsdException w:unhideWhenUsed="0" w:uiPriority="62" w:semiHidden="0" w:name="Light Grid Accent 3"/>
-    <w:lsdException w:unhideWhenUsed="0" w:uiPriority="63" w:semiHidden="0" w:name="Medium Shading 1 Accent 3"/>
-    <w:lsdException w:unhideWhenUsed="0" w:uiPriority="64" w:semiHidden="0" w:name="Medium Shading 2 Accent 3"/>
-    <w:lsdException w:unhideWhenUsed="0" w:uiPriority="65" w:semiHidden="0" w:name="Medium List 1 Accent 3"/>
-    <w:lsdException w:unhideWhenUsed="0" w:uiPriority="66" w:semiHidden="0" w:name="Medium List 2 Accent 3"/>
-    <w:lsdException w:unhideWhenUsed="0" w:uiPriority="67" w:semiHidden="0" w:name="Medium Grid 1 Accent 3"/>
-    <w:lsdException w:unhideWhenUsed="0" w:uiPriority="68" w:semiHidden="0" w:name="Medium Grid 2 Accent 3"/>
-    <w:lsdException w:unhideWhenUsed="0" w:uiPriority="69" w:semiHidden="0" w:name="Medium Grid 3 Accent 3"/>
-    <w:lsdException w:unhideWhenUsed="0" w:uiPriority="70" w:semiHidden="0" w:name="Dark List Accent 3"/>
-    <w:lsdException w:unhideWhenUsed="0" w:uiPriority="71" w:semiHidden="0" w:name="Colorful Shading Accent 3"/>
-    <w:lsdException w:unhideWhenUsed="0" w:uiPriority="72" w:semiHidden="0" w:name="Colorful List Accent 3"/>
-    <w:lsdException w:unhideWhenUsed="0" w:uiPriority="73" w:semiHidden="0" w:name="Colorful Grid Accent 3"/>
-    <w:lsdException w:unhideWhenUsed="0" w:uiPriority="60" w:semiHidden="0" w:name="Light Shading Accent 4"/>
-    <w:lsdException w:unhideWhenUsed="0" w:uiPriority="61" w:semiHidden="0" w:name="Light List Accent 4"/>
-    <w:lsdException w:unhideWhenUsed="0" w:uiPriority="62" w:semiHidden="0" w:name="Light Grid Accent 4"/>
-    <w:lsdException w:unhideWhenUsed="0" w:uiPriority="63" w:semiHidden="0" w:name="Medium Shading 1 Accent 4"/>
-    <w:lsdException w:unhideWhenUsed="0" w:uiPriority="64" w:semiHidden="0" w:name="Medium Shading 2 Accent 4"/>
-    <w:lsdException w:unhideWhenUsed="0" w:uiPriority="65" w:semiHidden="0" w:name="Medium List 1 Accent 4"/>
-    <w:lsdException w:unhideWhenUsed="0" w:uiPriority="66" w:semiHidden="0" w:name="Medium List 2 Accent 4"/>
-    <w:lsdException w:unhideWhenUsed="0" w:uiPriority="67" w:semiHidden="0" w:name="Medium Grid 1 Accent 4"/>
-    <w:lsdException w:unhideWhenUsed="0" w:uiPriority="68" w:semiHidden="0" w:name="Medium Grid 2 Accent 4"/>
-    <w:lsdException w:unhideWhenUsed="0" w:uiPriority="69" w:semiHidden="0" w:name="Medium Grid 3 Accent 4"/>
-    <w:lsdException w:unhideWhenUsed="0" w:uiPriority="70" w:semiHidden="0" w:name="Dark List Accent 4"/>
-    <w:lsdException w:unhideWhenUsed="0" w:uiPriority="71" w:semiHidden="0" w:name="Colorful Shading Accent 4"/>
-    <w:lsdException w:unhideWhenUsed="0" w:uiPriority="72" w:semiHidden="0" w:name="Colorful List Accent 4"/>
-    <w:lsdException w:unhideWhenUsed="0" w:uiPriority="73" w:semiHidden="0" w:name="Colorful Grid Accent 4"/>
-    <w:lsdException w:unhideWhenUsed="0" w:uiPriority="60" w:semiHidden="0" w:name="Light Shading Accent 5"/>
-    <w:lsdException w:unhideWhenUsed="0" w:uiPriority="61" w:semiHidden="0" w:name="Light List Accent 5"/>
-    <w:lsdException w:unhideWhenUsed="0" w:uiPriority="62" w:semiHidden="0" w:name="Light Grid Accent 5"/>
-    <w:lsdException w:unhideWhenUsed="0" w:uiPriority="63" w:semiHidden="0" w:name="Medium Shading 1 Accent 5"/>
-    <w:lsdException w:unhideWhenUsed="0" w:uiPriority="64" w:semiHidden="0" w:name="Medium Shading 2 Accent 5"/>
-    <w:lsdException w:unhideWhenUsed="0" w:uiPriority="65" w:semiHidden="0" w:name="Medium List 1 Accent 5"/>
-    <w:lsdException w:unhideWhenUsed="0" w:uiPriority="66" w:semiHidden="0" w:name="Medium List 2 Accent 5"/>
-    <w:lsdException w:unhideWhenUsed="0" w:uiPriority="67" w:semiHidden="0" w:name="Medium Grid 1 Accent 5"/>
-    <w:lsdException w:unhideWhenUsed="0" w:uiPriority="68" w:semiHidden="0" w:name="Medium Grid 2 Accent 5"/>
-    <w:lsdException w:unhideWhenUsed="0" w:uiPriority="69" w:semiHidden="0" w:name="Medium Grid 3 Accent 5"/>
-    <w:lsdException w:unhideWhenUsed="0" w:uiPriority="70" w:semiHidden="0" w:name="Dark List Accent 5"/>
-    <w:lsdException w:unhideWhenUsed="0" w:uiPriority="71" w:semiHidden="0" w:name="Colorful Shading Accent 5"/>
-    <w:lsdException w:unhideWhenUsed="0" w:uiPriority="72" w:semiHidden="0" w:name="Colorful List Accent 5"/>
-    <w:lsdException w:unhideWhenUsed="0" w:uiPriority="73" w:semiHidden="0" w:name="Colorful Grid Accent 5"/>
-    <w:lsdException w:unhideWhenUsed="0" w:uiPriority="60" w:semiHidden="0" w:name="Light Shading Accent 6"/>
-    <w:lsdException w:unhideWhenUsed="0" w:uiPriority="61" w:semiHidden="0" w:name="Light List Accent 6"/>
-    <w:lsdException w:unhideWhenUsed="0" w:uiPriority="62" w:semiHidden="0" w:name="Light Grid Accent 6"/>
-    <w:lsdException w:unhideWhenUsed="0" w:uiPriority="63" w:semiHidden="0" w:name="Medium Shading 1 Accent 6"/>
-    <w:lsdException w:unhideWhenUsed="0" w:uiPriority="64" w:semiHidden="0" w:name="Medium Shading 2 Accent 6"/>
-    <w:lsdException w:unhideWhenUsed="0" w:uiPriority="65" w:semiHidden="0" w:name="Medium List 1 Accent 6"/>
-    <w:lsdException w:unhideWhenUsed="0" w:uiPriority="66" w:semiHidden="0" w:name="Medium List 2 Accent 6"/>
-    <w:lsdException w:unhideWhenUsed="0" w:uiPriority="67" w:semiHidden="0" w:name="Medium Grid 1 Accent 6"/>
-    <w:lsdException w:unhideWhenUsed="0" w:uiPriority="68" w:semiHidden="0" w:name="Medium Grid 2 Accent 6"/>
-    <w:lsdException w:unhideWhenUsed="0" w:uiPriority="69" w:semiHidden="0" w:name="Medium Grid 3 Accent 6"/>
-    <w:lsdException w:unhideWhenUsed="0" w:uiPriority="70" w:semiHidden="0" w:name="Dark List Accent 6"/>
-    <w:lsdException w:unhideWhenUsed="0" w:uiPriority="71" w:semiHidden="0" w:name="Colorful Shading Accent 6"/>
-    <w:lsdException w:unhideWhenUsed="0" w:uiPriority="72" w:semiHidden="0" w:name="Colorful List Accent 6"/>
-    <w:lsdException w:unhideWhenUsed="0" w:uiPriority="73" w:semiHidden="0" w:name="Colorful Grid Accent 6"/>
+  <w:latentStyles w:defLockedState="0" w:defUIPriority="99" w:defSemiHidden="1" w:defUnhideWhenUsed="1" w:defQFormat="0" w:count="260">
+    <w:lsdException w:name="Normal" w:semiHidden="0" w:uiPriority="0" w:unhideWhenUsed="0" w:qFormat="1"/>
+    <w:lsdException w:name="heading 1" w:semiHidden="0" w:uiPriority="0" w:unhideWhenUsed="0" w:qFormat="1"/>
+    <w:lsdException w:name="heading 2" w:uiPriority="0" w:qFormat="1"/>
+    <w:lsdException w:name="heading 3" w:uiPriority="0" w:qFormat="1"/>
+    <w:lsdException w:name="heading 4" w:uiPriority="0" w:qFormat="1"/>
+    <w:lsdException w:name="heading 5" w:uiPriority="0" w:qFormat="1"/>
+    <w:lsdException w:name="heading 6" w:uiPriority="0" w:qFormat="1"/>
+    <w:lsdException w:name="heading 7" w:uiPriority="0" w:qFormat="1"/>
+    <w:lsdException w:name="heading 8" w:uiPriority="0" w:qFormat="1"/>
+    <w:lsdException w:name="heading 9" w:uiPriority="0" w:qFormat="1"/>
+    <w:lsdException w:name="index 1" w:semiHidden="0" w:uiPriority="0" w:unhideWhenUsed="0"/>
+    <w:lsdException w:name="index 2" w:semiHidden="0" w:uiPriority="0" w:unhideWhenUsed="0"/>
+    <w:lsdException w:name="index 3" w:semiHidden="0" w:uiPriority="0" w:unhideWhenUsed="0"/>
+    <w:lsdException w:name="index 4" w:semiHidden="0" w:uiPriority="0" w:unhideWhenUsed="0"/>
+    <w:lsdException w:name="index 5" w:semiHidden="0" w:uiPriority="0" w:unhideWhenUsed="0"/>
+    <w:lsdException w:name="index 6" w:semiHidden="0" w:uiPriority="0" w:unhideWhenUsed="0"/>
+    <w:lsdException w:name="index 7" w:semiHidden="0" w:uiPriority="0" w:unhideWhenUsed="0"/>
+    <w:lsdException w:name="index 8" w:semiHidden="0" w:uiPriority="0" w:unhideWhenUsed="0"/>
+    <w:lsdException w:name="index 9" w:semiHidden="0" w:uiPriority="0" w:unhideWhenUsed="0"/>
+    <w:lsdException w:name="toc 1" w:semiHidden="0" w:uiPriority="0" w:unhideWhenUsed="0"/>
+    <w:lsdException w:name="toc 2" w:semiHidden="0" w:uiPriority="0" w:unhideWhenUsed="0"/>
+    <w:lsdException w:name="toc 3" w:semiHidden="0" w:uiPriority="0" w:unhideWhenUsed="0"/>
+    <w:lsdException w:name="toc 4" w:semiHidden="0" w:uiPriority="0" w:unhideWhenUsed="0"/>
+    <w:lsdException w:name="toc 5" w:semiHidden="0" w:uiPriority="0" w:unhideWhenUsed="0"/>
+    <w:lsdException w:name="toc 6" w:semiHidden="0" w:uiPriority="0" w:unhideWhenUsed="0"/>
+    <w:lsdException w:name="toc 7" w:semiHidden="0" w:uiPriority="0" w:unhideWhenUsed="0"/>
+    <w:lsdException w:name="toc 8" w:semiHidden="0" w:uiPriority="0" w:unhideWhenUsed="0"/>
+    <w:lsdException w:name="toc 9" w:semiHidden="0" w:uiPriority="0" w:unhideWhenUsed="0"/>
+    <w:lsdException w:name="Normal Indent" w:semiHidden="0" w:uiPriority="0" w:unhideWhenUsed="0"/>
+    <w:lsdException w:name="footnote text" w:semiHidden="0" w:uiPriority="0" w:unhideWhenUsed="0"/>
+    <w:lsdException w:name="annotation text" w:semiHidden="0" w:uiPriority="0" w:unhideWhenUsed="0"/>
+    <w:lsdException w:name="header" w:semiHidden="0" w:uiPriority="0" w:unhideWhenUsed="0" w:qFormat="1"/>
+    <w:lsdException w:name="footer" w:semiHidden="0" w:uiPriority="0" w:unhideWhenUsed="0" w:qFormat="1"/>
+    <w:lsdException w:name="index heading" w:semiHidden="0" w:uiPriority="0" w:unhideWhenUsed="0"/>
+    <w:lsdException w:name="caption" w:uiPriority="0" w:qFormat="1"/>
+    <w:lsdException w:name="table of figures" w:semiHidden="0" w:uiPriority="0" w:unhideWhenUsed="0"/>
+    <w:lsdException w:name="envelope address" w:semiHidden="0" w:uiPriority="0" w:unhideWhenUsed="0"/>
+    <w:lsdException w:name="envelope return" w:semiHidden="0" w:uiPriority="0" w:unhideWhenUsed="0"/>
+    <w:lsdException w:name="footnote reference" w:semiHidden="0" w:uiPriority="0" w:unhideWhenUsed="0"/>
+    <w:lsdException w:name="annotation reference" w:semiHidden="0" w:uiPriority="0" w:unhideWhenUsed="0"/>
+    <w:lsdException w:name="line number" w:semiHidden="0" w:uiPriority="0" w:unhideWhenUsed="0"/>
+    <w:lsdException w:name="page number" w:semiHidden="0" w:uiPriority="0" w:unhideWhenUsed="0"/>
+    <w:lsdException w:name="endnote reference" w:semiHidden="0" w:uiPriority="0" w:unhideWhenUsed="0"/>
+    <w:lsdException w:name="endnote text" w:semiHidden="0" w:uiPriority="0" w:unhideWhenUsed="0"/>
+    <w:lsdException w:name="table of authorities" w:semiHidden="0" w:uiPriority="0" w:unhideWhenUsed="0"/>
+    <w:lsdException w:name="macro" w:semiHidden="0" w:uiPriority="0" w:unhideWhenUsed="0"/>
+    <w:lsdException w:name="toa heading" w:semiHidden="0" w:uiPriority="0" w:unhideWhenUsed="0"/>
+    <w:lsdException w:name="List" w:semiHidden="0" w:uiPriority="0" w:unhideWhenUsed="0"/>
+    <w:lsdException w:name="List Bullet" w:semiHidden="0" w:uiPriority="0" w:unhideWhenUsed="0"/>
+    <w:lsdException w:name="List Number" w:semiHidden="0" w:uiPriority="0" w:unhideWhenUsed="0"/>
+    <w:lsdException w:name="List 2" w:semiHidden="0" w:uiPriority="0" w:unhideWhenUsed="0"/>
+    <w:lsdException w:name="List 3" w:semiHidden="0" w:uiPriority="0" w:unhideWhenUsed="0"/>
+    <w:lsdException w:name="List 4" w:semiHidden="0" w:uiPriority="0" w:unhideWhenUsed="0"/>
+    <w:lsdException w:name="List 5" w:semiHidden="0" w:uiPriority="0" w:unhideWhenUsed="0"/>
+    <w:lsdException w:name="List Bullet 2" w:semiHidden="0" w:uiPriority="0" w:unhideWhenUsed="0"/>
+    <w:lsdException w:name="List Bullet 3" w:semiHidden="0" w:uiPriority="0" w:unhideWhenUsed="0"/>
+    <w:lsdException w:name="List Bullet 4" w:semiHidden="0" w:uiPriority="0" w:unhideWhenUsed="0"/>
+    <w:lsdException w:name="List Bullet 5" w:semiHidden="0" w:uiPriority="0" w:unhideWhenUsed="0"/>
+    <w:lsdException w:name="List Number 2" w:semiHidden="0" w:uiPriority="0" w:unhideWhenUsed="0"/>
+    <w:lsdException w:name="List Number 3" w:semiHidden="0" w:uiPriority="0" w:unhideWhenUsed="0"/>
+    <w:lsdException w:name="List Number 4" w:semiHidden="0" w:uiPriority="0" w:unhideWhenUsed="0"/>
+    <w:lsdException w:name="List Number 5" w:semiHidden="0" w:uiPriority="0" w:unhideWhenUsed="0"/>
+    <w:lsdException w:name="Title" w:semiHidden="0" w:uiPriority="0" w:unhideWhenUsed="0" w:qFormat="1"/>
+    <w:lsdException w:name="Closing" w:semiHidden="0" w:uiPriority="0" w:unhideWhenUsed="0"/>
+    <w:lsdException w:name="Signature" w:semiHidden="0" w:uiPriority="0" w:unhideWhenUsed="0"/>
+    <w:lsdException w:name="Default Paragraph Font" w:uiPriority="1" w:qFormat="1"/>
+    <w:lsdException w:name="Body Text" w:semiHidden="0" w:uiPriority="0" w:unhideWhenUsed="0"/>
+    <w:lsdException w:name="Body Text Indent" w:semiHidden="0" w:uiPriority="0" w:unhideWhenUsed="0"/>
+    <w:lsdException w:name="List Continue" w:semiHidden="0" w:uiPriority="0" w:unhideWhenUsed="0"/>
+    <w:lsdException w:name="List Continue 2" w:semiHidden="0" w:uiPriority="0" w:unhideWhenUsed="0"/>
+    <w:lsdException w:name="List Continue 3" w:semiHidden="0" w:uiPriority="0" w:unhideWhenUsed="0"/>
+    <w:lsdException w:name="List Continue 4" w:semiHidden="0" w:uiPriority="0" w:unhideWhenUsed="0"/>
+    <w:lsdException w:name="List Continue 5" w:semiHidden="0" w:uiPriority="0" w:unhideWhenUsed="0"/>
+    <w:lsdException w:name="Message Header" w:semiHidden="0" w:uiPriority="0" w:unhideWhenUsed="0"/>
+    <w:lsdException w:name="Subtitle" w:semiHidden="0" w:uiPriority="0" w:unhideWhenUsed="0" w:qFormat="1"/>
+    <w:lsdException w:name="Salutation" w:semiHidden="0" w:uiPriority="0" w:unhideWhenUsed="0"/>
+    <w:lsdException w:name="Date" w:semiHidden="0" w:uiPriority="0" w:unhideWhenUsed="0"/>
+    <w:lsdException w:name="Body Text First Indent" w:semiHidden="0" w:uiPriority="0" w:unhideWhenUsed="0"/>
+    <w:lsdException w:name="Body Text First Indent 2" w:semiHidden="0" w:uiPriority="0" w:unhideWhenUsed="0"/>
+    <w:lsdException w:name="Body Text 2" w:semiHidden="0" w:uiPriority="0" w:unhideWhenUsed="0"/>
+    <w:lsdException w:name="Body Text 3" w:semiHidden="0" w:uiPriority="0" w:unhideWhenUsed="0"/>
+    <w:lsdException w:name="Body Text Indent 2" w:semiHidden="0" w:uiPriority="0" w:unhideWhenUsed="0"/>
+    <w:lsdException w:name="Body Text Indent 3" w:semiHidden="0" w:uiPriority="0" w:unhideWhenUsed="0"/>
+    <w:lsdException w:name="Block Text" w:semiHidden="0" w:uiPriority="0" w:unhideWhenUsed="0"/>
+    <w:lsdException w:name="Hyperlink" w:semiHidden="0" w:uiPriority="0" w:unhideWhenUsed="0"/>
+    <w:lsdException w:name="FollowedHyperlink" w:semiHidden="0" w:uiPriority="0" w:unhideWhenUsed="0"/>
+    <w:lsdException w:name="Strong" w:semiHidden="0" w:uiPriority="0" w:unhideWhenUsed="0" w:qFormat="1"/>
+    <w:lsdException w:name="Emphasis" w:semiHidden="0" w:uiPriority="0" w:unhideWhenUsed="0" w:qFormat="1"/>
+    <w:lsdException w:name="Document Map" w:semiHidden="0" w:uiPriority="0" w:unhideWhenUsed="0"/>
+    <w:lsdException w:name="Plain Text" w:semiHidden="0" w:uiPriority="0" w:unhideWhenUsed="0"/>
+    <w:lsdException w:name="E-mail Signature" w:semiHidden="0" w:uiPriority="0" w:unhideWhenUsed="0"/>
+    <w:lsdException w:name="Normal (Web)" w:semiHidden="0" w:uiPriority="0" w:unhideWhenUsed="0"/>
+    <w:lsdException w:name="HTML Acronym" w:semiHidden="0" w:uiPriority="0" w:unhideWhenUsed="0"/>
+    <w:lsdException w:name="HTML Address" w:semiHidden="0" w:uiPriority="0" w:unhideWhenUsed="0"/>
+    <w:lsdException w:name="HTML Cite" w:semiHidden="0" w:uiPriority="0" w:unhideWhenUsed="0"/>
+    <w:lsdException w:name="HTML Code" w:semiHidden="0" w:uiPriority="0" w:unhideWhenUsed="0"/>
+    <w:lsdException w:name="HTML Definition" w:semiHidden="0" w:uiPriority="0" w:unhideWhenUsed="0"/>
+    <w:lsdException w:name="HTML Keyboard" w:semiHidden="0" w:uiPriority="0" w:unhideWhenUsed="0"/>
+    <w:lsdException w:name="HTML Preformatted" w:semiHidden="0" w:uiPriority="0" w:unhideWhenUsed="0"/>
+    <w:lsdException w:name="HTML Sample" w:semiHidden="0" w:uiPriority="0" w:unhideWhenUsed="0"/>
+    <w:lsdException w:name="HTML Typewriter" w:semiHidden="0" w:uiPriority="0" w:unhideWhenUsed="0"/>
+    <w:lsdException w:name="HTML Variable" w:semiHidden="0" w:uiPriority="0" w:unhideWhenUsed="0"/>
+    <w:lsdException w:name="Normal Table" w:qFormat="1"/>
+    <w:lsdException w:name="annotation subject" w:semiHidden="0" w:uiPriority="0" w:unhideWhenUsed="0"/>
+    <w:lsdException w:name="Table Simple 1" w:uiPriority="0"/>
+    <w:lsdException w:name="Table Simple 2" w:uiPriority="0"/>
+    <w:lsdException w:name="Table Simple 3" w:uiPriority="0"/>
+    <w:lsdException w:name="Table Classic 1" w:uiPriority="0"/>
+    <w:lsdException w:name="Table Classic 2" w:uiPriority="0"/>
+    <w:lsdException w:name="Table Classic 3" w:uiPriority="0"/>
+    <w:lsdException w:name="Table Classic 4" w:uiPriority="0"/>
+    <w:lsdException w:name="Table Colorful 1" w:uiPriority="0"/>
+    <w:lsdException w:name="Table Colorful 2" w:uiPriority="0"/>
+    <w:lsdException w:name="Table Colorful 3" w:uiPriority="0"/>
+    <w:lsdException w:name="Table Columns 1" w:uiPriority="0"/>
+    <w:lsdException w:name="Table Columns 2" w:uiPriority="0"/>
+    <w:lsdException w:name="Table Columns 3" w:uiPriority="0"/>
+    <w:lsdException w:name="Table Columns 4" w:uiPriority="0"/>
+    <w:lsdException w:name="Table Columns 5" w:uiPriority="0"/>
+    <w:lsdException w:name="Table Grid 1" w:uiPriority="0"/>
+    <w:lsdException w:name="Table Grid 2" w:uiPriority="0"/>
+    <w:lsdException w:name="Table Grid 3" w:uiPriority="0"/>
+    <w:lsdException w:name="Table Grid 4" w:uiPriority="0"/>
+    <w:lsdException w:name="Table Grid 5" w:uiPriority="0"/>
+    <w:lsdException w:name="Table Grid 6" w:uiPriority="0"/>
+    <w:lsdException w:name="Table Grid 7" w:uiPriority="0"/>
+    <w:lsdException w:name="Table Grid 8" w:uiPriority="0"/>
+    <w:lsdException w:name="Table List 1" w:uiPriority="0"/>
+    <w:lsdException w:name="Table List 2" w:uiPriority="0"/>
+    <w:lsdException w:name="Table List 3" w:uiPriority="0"/>
+    <w:lsdException w:name="Table List 4" w:uiPriority="0"/>
+    <w:lsdException w:name="Table List 5" w:uiPriority="0"/>
+    <w:lsdException w:name="Table List 6" w:uiPriority="0"/>
+    <w:lsdException w:name="Table List 7" w:uiPriority="0"/>
+    <w:lsdException w:name="Table List 8" w:uiPriority="0"/>
+    <w:lsdException w:name="Table 3D effects 1" w:uiPriority="0"/>
+    <w:lsdException w:name="Table 3D effects 2" w:uiPriority="0"/>
+    <w:lsdException w:name="Table 3D effects 3" w:uiPriority="0"/>
+    <w:lsdException w:name="Table Contemporary" w:uiPriority="0"/>
+    <w:lsdException w:name="Table Elegant" w:uiPriority="0"/>
+    <w:lsdException w:name="Table Professional" w:uiPriority="0"/>
+    <w:lsdException w:name="Table Subtle 1" w:uiPriority="0"/>
+    <w:lsdException w:name="Table Subtle 2" w:uiPriority="0"/>
+    <w:lsdException w:name="Table Web 1" w:uiPriority="0"/>
+    <w:lsdException w:name="Table Web 2" w:uiPriority="0"/>
+    <w:lsdException w:name="Table Web 3" w:uiPriority="0"/>
+    <w:lsdException w:name="Balloon Text" w:semiHidden="0" w:uiPriority="0" w:unhideWhenUsed="0"/>
+    <w:lsdException w:name="Table Grid" w:uiPriority="0"/>
+    <w:lsdException w:name="Table Theme" w:uiPriority="0"/>
+    <w:lsdException w:name="Light Shading" w:semiHidden="0" w:uiPriority="60" w:unhideWhenUsed="0"/>
+    <w:lsdException w:name="Light List" w:semiHidden="0" w:uiPriority="61" w:unhideWhenUsed="0"/>
+    <w:lsdException w:name="Light Grid" w:semiHidden="0" w:uiPriority="62" w:unhideWhenUsed="0"/>
+    <w:lsdException w:name="Medium Shading 1" w:semiHidden="0" w:uiPriority="63" w:unhideWhenUsed="0"/>
+    <w:lsdException w:name="Medium Shading 2" w:semiHidden="0" w:uiPriority="64" w:unhideWhenUsed="0"/>
+    <w:lsdException w:name="Medium List 1" w:semiHidden="0" w:uiPriority="65" w:unhideWhenUsed="0"/>
+    <w:lsdException w:name="Medium List 2" w:semiHidden="0" w:uiPriority="66" w:unhideWhenUsed="0"/>
+    <w:lsdException w:name="Medium Grid 1" w:semiHidden="0" w:uiPriority="67" w:unhideWhenUsed="0"/>
+    <w:lsdException w:name="Medium Grid 2" w:semiHidden="0" w:uiPriority="68" w:unhideWhenUsed="0"/>
+    <w:lsdException w:name="Medium Grid 3" w:semiHidden="0" w:uiPriority="69" w:unhideWhenUsed="0"/>
+    <w:lsdException w:name="Dark List" w:semiHidden="0" w:uiPriority="70" w:unhideWhenUsed="0"/>
+    <w:lsdException w:name="Colorful Shading" w:semiHidden="0" w:uiPriority="71" w:unhideWhenUsed="0"/>
+    <w:lsdException w:name="Colorful List" w:semiHidden="0" w:uiPriority="72" w:unhideWhenUsed="0"/>
+    <w:lsdException w:name="Colorful Grid" w:semiHidden="0" w:uiPriority="73" w:unhideWhenUsed="0"/>
+    <w:lsdException w:name="Light Shading Accent 1" w:semiHidden="0" w:uiPriority="60" w:unhideWhenUsed="0"/>
+    <w:lsdException w:name="Light List Accent 1" w:semiHidden="0" w:uiPriority="61" w:unhideWhenUsed="0"/>
+    <w:lsdException w:name="Light Grid Accent 1" w:semiHidden="0" w:uiPriority="62" w:unhideWhenUsed="0"/>
+    <w:lsdException w:name="Medium Shading 1 Accent 1" w:semiHidden="0" w:uiPriority="63" w:unhideWhenUsed="0"/>
+    <w:lsdException w:name="Medium Shading 2 Accent 1" w:semiHidden="0" w:uiPriority="64" w:unhideWhenUsed="0"/>
+    <w:lsdException w:name="Medium List 1 Accent 1" w:semiHidden="0" w:uiPriority="65" w:unhideWhenUsed="0"/>
+    <w:lsdException w:name="Medium List 2 Accent 1" w:semiHidden="0" w:uiPriority="66" w:unhideWhenUsed="0"/>
+    <w:lsdException w:name="Medium Grid 1 Accent 1" w:semiHidden="0" w:uiPriority="67" w:unhideWhenUsed="0"/>
+    <w:lsdException w:name="Medium Grid 2 Accent 1" w:semiHidden="0" w:uiPriority="68" w:unhideWhenUsed="0"/>
+    <w:lsdException w:name="Medium Grid 3 Accent 1" w:semiHidden="0" w:uiPriority="69" w:unhideWhenUsed="0"/>
+    <w:lsdException w:name="Dark List Accent 1" w:semiHidden="0" w:uiPriority="70" w:unhideWhenUsed="0"/>
+    <w:lsdException w:name="Colorful Shading Accent 1" w:semiHidden="0" w:uiPriority="71" w:unhideWhenUsed="0"/>
+    <w:lsdException w:name="Colorful List Accent 1" w:semiHidden="0" w:uiPriority="72" w:unhideWhenUsed="0"/>
+    <w:lsdException w:name="Colorful Grid Accent 1" w:semiHidden="0" w:uiPriority="73" w:unhideWhenUsed="0"/>
+    <w:lsdException w:name="Light Shading Accent 2" w:semiHidden="0" w:uiPriority="60" w:unhideWhenUsed="0"/>
+    <w:lsdException w:name="Light List Accent 2" w:semiHidden="0" w:uiPriority="61" w:unhideWhenUsed="0"/>
+    <w:lsdException w:name="Light Grid Accent 2" w:semiHidden="0" w:uiPriority="62" w:unhideWhenUsed="0"/>
+    <w:lsdException w:name="Medium Shading 1 Accent 2" w:semiHidden="0" w:uiPriority="63" w:unhideWhenUsed="0"/>
+    <w:lsdException w:name="Medium Shading 2 Accent 2" w:semiHidden="0" w:uiPriority="64" w:unhideWhenUsed="0"/>
+    <w:lsdException w:name="Medium List 1 Accent 2" w:semiHidden="0" w:uiPriority="65" w:unhideWhenUsed="0"/>
+    <w:lsdException w:name="Medium List 2 Accent 2" w:semiHidden="0" w:uiPriority="66" w:unhideWhenUsed="0"/>
+    <w:lsdException w:name="Medium Grid 1 Accent 2" w:semiHidden="0" w:uiPriority="67" w:unhideWhenUsed="0"/>
+    <w:lsdException w:name="Medium Grid 2 Accent 2" w:semiHidden="0" w:uiPriority="68" w:unhideWhenUsed="0"/>
+    <w:lsdException w:name="Medium Grid 3 Accent 2" w:semiHidden="0" w:uiPriority="69" w:unhideWhenUsed="0"/>
+    <w:lsdException w:name="Dark List Accent 2" w:semiHidden="0" w:uiPriority="70" w:unhideWhenUsed="0"/>
+    <w:lsdException w:name="Colorful Shading Accent 2" w:semiHidden="0" w:uiPriority="71" w:unhideWhenUsed="0"/>
+    <w:lsdException w:name="Colorful List Accent 2" w:semiHidden="0" w:uiPriority="72" w:unhideWhenUsed="0"/>
+    <w:lsdException w:name="Colorful Grid Accent 2" w:semiHidden="0" w:uiPriority="73" w:unhideWhenUsed="0"/>
+    <w:lsdException w:name="Light Shading Accent 3" w:semiHidden="0" w:uiPriority="60" w:unhideWhenUsed="0"/>
+    <w:lsdException w:name="Light List Accent 3" w:semiHidden="0" w:uiPriority="61" w:unhideWhenUsed="0"/>
+    <w:lsdException w:name="Light Grid Accent 3" w:semiHidden="0" w:uiPriority="62" w:unhideWhenUsed="0"/>
+    <w:lsdException w:name="Medium Shading 1 Accent 3" w:semiHidden="0" w:uiPriority="63" w:unhideWhenUsed="0"/>
+    <w:lsdException w:name="Medium Shading 2 Accent 3" w:semiHidden="0" w:uiPriority="64" w:unhideWhenUsed="0"/>
+    <w:lsdException w:name="Medium List 1 Accent 3" w:semiHidden="0" w:uiPriority="65" w:unhideWhenUsed="0"/>
+    <w:lsdException w:name="Medium List 2 Accent 3" w:semiHidden="0" w:uiPriority="66" w:unhideWhenUsed="0"/>
+    <w:lsdException w:name="Medium Grid 1 Accent 3" w:semiHidden="0" w:uiPriority="67" w:unhideWhenUsed="0"/>
+    <w:lsdException w:name="Medium Grid 2 Accent 3" w:semiHidden="0" w:uiPriority="68" w:unhideWhenUsed="0"/>
+    <w:lsdException w:name="Medium Grid 3 Accent 3" w:semiHidden="0" w:uiPriority="69" w:unhideWhenUsed="0"/>
+    <w:lsdException w:name="Dark List Accent 3" w:semiHidden="0" w:uiPriority="70" w:unhideWhenUsed="0"/>
+    <w:lsdException w:name="Colorful Shading Accent 3" w:semiHidden="0" w:uiPriority="71" w:unhideWhenUsed="0"/>
+    <w:lsdException w:name="Colorful List Accent 3" w:semiHidden="0" w:uiPriority="72" w:unhideWhenUsed="0"/>
+    <w:lsdException w:name="Colorful Grid Accent 3" w:semiHidden="0" w:uiPriority="73" w:unhideWhenUsed="0"/>
+    <w:lsdException w:name="Light Shading Accent 4" w:semiHidden="0" w:uiPriority="60" w:unhideWhenUsed="0"/>
+    <w:lsdException w:name="Light List Accent 4" w:semiHidden="0" w:uiPriority="61" w:unhideWhenUsed="0"/>
+    <w:lsdException w:name="Light Grid Accent 4" w:semiHidden="0" w:uiPriority="62" w:unhideWhenUsed="0"/>
+    <w:lsdException w:name="Medium Shading 1 Accent 4" w:semiHidden="0" w:uiPriority="63" w:unhideWhenUsed="0"/>
+    <w:lsdException w:name="Medium Shading 2 Accent 4" w:semiHidden="0" w:uiPriority="64" w:unhideWhenUsed="0"/>
+    <w:lsdException w:name="Medium List 1 Accent 4" w:semiHidden="0" w:uiPriority="65" w:unhideWhenUsed="0"/>
+    <w:lsdException w:name="Medium List 2 Accent 4" w:semiHidden="0" w:uiPriority="66" w:unhideWhenUsed="0"/>
+    <w:lsdException w:name="Medium Grid 1 Accent 4" w:semiHidden="0" w:uiPriority="67" w:unhideWhenUsed="0"/>
+    <w:lsdException w:name="Medium Grid 2 Accent 4" w:semiHidden="0" w:uiPriority="68" w:unhideWhenUsed="0"/>
+    <w:lsdException w:name="Medium Grid 3 Accent 4" w:semiHidden="0" w:uiPriority="69" w:unhideWhenUsed="0"/>
+    <w:lsdException w:name="Dark List Accent 4" w:semiHidden="0" w:uiPriority="70" w:unhideWhenUsed="0"/>
+    <w:lsdException w:name="Colorful Shading Accent 4" w:semiHidden="0" w:uiPriority="71" w:unhideWhenUsed="0"/>
+    <w:lsdException w:name="Colorful List Accent 4" w:semiHidden="0" w:uiPriority="72" w:unhideWhenUsed="0"/>
+    <w:lsdException w:name="Colorful Grid Accent 4" w:semiHidden="0" w:uiPriority="73" w:unhideWhenUsed="0"/>
+    <w:lsdException w:name="Light Shading Accent 5" w:semiHidden="0" w:uiPriority="60" w:unhideWhenUsed="0"/>
+    <w:lsdException w:name="Light List Accent 5" w:semiHidden="0" w:uiPriority="61" w:unhideWhenUsed="0"/>
+    <w:lsdException w:name="Light Grid Accent 5" w:semiHidden="0" w:uiPriority="62" w:unhideWhenUsed="0"/>
+    <w:lsdException w:name="Medium Shading 1 Accent 5" w:semiHidden="0" w:uiPriority="63" w:unhideWhenUsed="0"/>
+    <w:lsdException w:name="Medium Shading 2 Accent 5" w:semiHidden="0" w:uiPriority="64" w:unhideWhenUsed="0"/>
+    <w:lsdException w:name="Medium List 1 Accent 5" w:semiHidden="0" w:uiPriority="65" w:unhideWhenUsed="0"/>
+    <w:lsdException w:name="Medium List 2 Accent 5" w:semiHidden="0" w:uiPriority="66" w:unhideWhenUsed="0"/>
+    <w:lsdException w:name="Medium Grid 1 Accent 5" w:semiHidden="0" w:uiPriority="67" w:unhideWhenUsed="0"/>
+    <w:lsdException w:name="Medium Grid 2 Accent 5" w:semiHidden="0" w:uiPriority="68" w:unhideWhenUsed="0"/>
+    <w:lsdException w:name="Medium Grid 3 Accent 5" w:semiHidden="0" w:uiPriority="69" w:unhideWhenUsed="0"/>
+    <w:lsdException w:name="Dark List Accent 5" w:semiHidden="0" w:uiPriority="70" w:unhideWhenUsed="0"/>
+    <w:lsdException w:name="Colorful Shading Accent 5" w:semiHidden="0" w:uiPriority="71" w:unhideWhenUsed="0"/>
+    <w:lsdException w:name="Colorful List Accent 5" w:semiHidden="0" w:uiPriority="72" w:unhideWhenUsed="0"/>
+    <w:lsdException w:name="Colorful Grid Accent 5" w:semiHidden="0" w:uiPriority="73" w:unhideWhenUsed="0"/>
+    <w:lsdException w:name="Light Shading Accent 6" w:semiHidden="0" w:uiPriority="60" w:unhideWhenUsed="0"/>
+    <w:lsdException w:name="Light List Accent 6" w:semiHidden="0" w:uiPriority="61" w:unhideWhenUsed="0"/>
+    <w:lsdException w:name="Light Grid Accent 6" w:semiHidden="0" w:uiPriority="62" w:unhideWhenUsed="0"/>
+    <w:lsdException w:name="Medium Shading 1 Accent 6" w:semiHidden="0" w:uiPriority="63" w:unhideWhenUsed="0"/>
+    <w:lsdException w:name="Medium Shading 2 Accent 6" w:semiHidden="0" w:uiPriority="64" w:unhideWhenUsed="0"/>
+    <w:lsdException w:name="Medium List 1 Accent 6" w:semiHidden="0" w:uiPriority="65" w:unhideWhenUsed="0"/>
+    <w:lsdException w:name="Medium List 2 Accent 6" w:semiHidden="0" w:uiPriority="66" w:unhideWhenUsed="0"/>
+    <w:lsdException w:name="Medium Grid 1 Accent 6" w:semiHidden="0" w:uiPriority="67" w:unhideWhenUsed="0"/>
+    <w:lsdException w:name="Medium Grid 2 Accent 6" w:semiHidden="0" w:uiPriority="68" w:unhideWhenUsed="0"/>
+    <w:lsdException w:name="Medium Grid 3 Accent 6" w:semiHidden="0" w:uiPriority="69" w:unhideWhenUsed="0"/>
+    <w:lsdException w:name="Dark List Accent 6" w:semiHidden="0" w:uiPriority="70" w:unhideWhenUsed="0"/>
+    <w:lsdException w:name="Colorful Shading Accent 6" w:semiHidden="0" w:uiPriority="71" w:unhideWhenUsed="0"/>
+    <w:lsdException w:name="Colorful List Accent 6" w:semiHidden="0" w:uiPriority="72" w:unhideWhenUsed="0"/>
+    <w:lsdException w:name="Colorful Grid Accent 6" w:semiHidden="0" w:uiPriority="73" w:unhideWhenUsed="0"/>
   </w:latentStyles>
-  <w:style w:type="paragraph" w:default="1" w:styleId="1">
+  <w:style w:type="paragraph" w:default="1" w:styleId="Normal">
     <w:name w:val="Normal"/>
     <w:qFormat/>
-    <w:uiPriority w:val="0"/>
     <w:pPr>
       <w:widowControl w:val="0"/>
       <w:jc w:val="both"/>
     </w:pPr>
     <w:rPr>
-      <w:rFonts w:ascii="Times New Roman" w:hAnsi="Times New Roman" w:eastAsia="宋体" w:cs="Times New Roman"/>
+      <w:rFonts w:ascii="Times New Roman" w:eastAsia="宋体" w:hAnsi="Times New Roman" w:cs="Times New Roman"/>
       <w:kern w:val="2"/>
       <w:sz w:val="21"/>
       <w:szCs w:val="24"/>
       <w:lang w:val="en-US" w:eastAsia="zh-CN" w:bidi="ar-SA"/>
     </w:rPr>
   </w:style>
-  <w:style w:type="paragraph" w:styleId="2">
+  <w:style w:type="paragraph" w:styleId="Heading3">
     <w:name w:val="heading 3"/>
-    <w:basedOn w:val="1"/>
-    <w:next w:val="1"/>
+    <w:basedOn w:val="Normal"/>
+    <w:next w:val="Normal"/>
     <w:semiHidden/>
     <w:unhideWhenUsed/>
     <w:qFormat/>
-    <w:uiPriority w:val="0"/>
     <w:pPr>
       <w:keepNext/>
       <w:keepLines/>
@@ -2605,19 +2298,19 @@
       <w:szCs w:val="32"/>
     </w:rPr>
   </w:style>
-  <w:style w:type="character" w:default="1" w:styleId="6">
+  <w:style w:type="character" w:default="1" w:styleId="DefaultParagraphFont">
     <w:name w:val="Default Paragraph Font"/>
+    <w:uiPriority w:val="1"/>
     <w:semiHidden/>
     <w:unhideWhenUsed/>
     <w:qFormat/>
-    <w:uiPriority w:val="1"/>
   </w:style>
-  <w:style w:type="table" w:default="1" w:styleId="5">
+  <w:style w:type="table" w:default="1" w:styleId="TableNormal">
     <w:name w:val="Normal Table"/>
+    <w:uiPriority w:val="99"/>
     <w:semiHidden/>
     <w:unhideWhenUsed/>
     <w:qFormat/>
-    <w:uiPriority w:val="99"/>
     <w:tblPr>
       <w:tblCellMar>
         <w:top w:w="0" w:type="dxa"/>
@@ -2627,11 +2320,10 @@
       </w:tblCellMar>
     </w:tblPr>
   </w:style>
-  <w:style w:type="paragraph" w:styleId="3">
+  <w:style w:type="paragraph" w:styleId="Footer">
     <w:name w:val="footer"/>
-    <w:basedOn w:val="1"/>
+    <w:basedOn w:val="Normal"/>
     <w:qFormat/>
-    <w:uiPriority w:val="0"/>
     <w:pPr>
       <w:tabs>
         <w:tab w:val="center" w:pos="4153"/>
@@ -2644,17 +2336,16 @@
       <w:sz w:val="18"/>
     </w:rPr>
   </w:style>
-  <w:style w:type="paragraph" w:styleId="4">
+  <w:style w:type="paragraph" w:styleId="Header">
     <w:name w:val="header"/>
-    <w:basedOn w:val="1"/>
+    <w:basedOn w:val="Normal"/>
     <w:qFormat/>
-    <w:uiPriority w:val="0"/>
     <w:pPr>
       <w:pBdr>
-        <w:top w:val="none" w:color="auto" w:sz="0" w:space="1"/>
-        <w:left w:val="none" w:color="auto" w:sz="0" w:space="4"/>
-        <w:bottom w:val="none" w:color="auto" w:sz="0" w:space="1"/>
-        <w:right w:val="none" w:color="auto" w:sz="0" w:space="4"/>
+        <w:top w:val="nil"/>
+        <w:left w:val="nil"/>
+        <w:bottom w:val="nil"/>
+        <w:right w:val="nil"/>
       </w:pBdr>
       <w:tabs>
         <w:tab w:val="center" w:pos="4153"/>
